--- a/resume.docx
+++ b/resume.docx
@@ -29,17 +29,17 @@
         <w:spacing w:line="240" w:lineRule="auto"/>
         <w:rPr>
           <w:rFonts w:ascii="Calibri" w:hAnsi="Calibri" w:cs="Calibri"/>
-          <w:sz w:val="32"/>
-          <w:szCs w:val="32"/>
-        </w:rPr>
-      </w:pPr>
-      <w:r>
-        <w:rPr>
-          <w:rFonts w:ascii="Calibri" w:hAnsi="Calibri" w:cs="Calibri"/>
-          <w:sz w:val="32"/>
-          <w:szCs w:val="32"/>
-        </w:rPr>
-        <w:t>Cybersecurity | Penetration Testing | Threat Analysis</w:t>
+          <w:sz w:val="28"/>
+          <w:szCs w:val="28"/>
+        </w:rPr>
+      </w:pPr>
+      <w:r>
+        <w:rPr>
+          <w:rFonts w:ascii="Calibri" w:hAnsi="Calibri" w:cs="Calibri"/>
+          <w:sz w:val="28"/>
+          <w:szCs w:val="28"/>
+        </w:rPr>
+        <w:t>Aspiring Cybersecurity Intern | Web Security &amp; SOC Foundations</w:t>
       </w:r>
     </w:p>
     <w:p>
@@ -122,19 +122,8 @@
             <w:sz w:val="22"/>
             <w:szCs w:val="22"/>
           </w:rPr>
-          <w:t>linkedin.com/in/</w:t>
+          <w:t>linkedin.com/in/surajapar</w:t>
         </w:r>
-        <w:proofErr w:type="spellStart"/>
-        <w:r>
-          <w:rPr>
-            <w:rStyle w:val="Hyperlink"/>
-            <w:rFonts w:ascii="Calibri" w:hAnsi="Calibri" w:cs="Calibri"/>
-            <w:sz w:val="22"/>
-            <w:szCs w:val="22"/>
-          </w:rPr>
-          <w:t>surajapar</w:t>
-        </w:r>
-        <w:proofErr w:type="spellEnd"/>
       </w:hyperlink>
       <w:r>
         <w:rPr>
@@ -189,23 +178,7 @@
           <w:szCs w:val="22"/>
           <w:u w:val="single"/>
         </w:rPr>
-        <w:t xml:space="preserve"> - L</w:t>
-      </w:r>
-      <w:r>
-        <w:rPr>
-          <w:sz w:val="22"/>
-          <w:szCs w:val="22"/>
-          <w:u w:val="single"/>
-        </w:rPr>
-        <w:t>evel</w:t>
-      </w:r>
-      <w:r>
-        <w:rPr>
-          <w:sz w:val="22"/>
-          <w:szCs w:val="22"/>
-          <w:u w:val="single"/>
-        </w:rPr>
-        <w:t xml:space="preserve"> </w:t>
+        <w:t xml:space="preserve"> - Level </w:t>
       </w:r>
       <w:r>
         <w:rPr>
@@ -252,6 +225,8 @@
           <w:rFonts w:ascii="Calibri Bold" w:hAnsi="Calibri Bold" w:cs="Calibri"/>
           <w:b/>
           <w:bCs/>
+          <w:sz w:val="22"/>
+          <w:szCs w:val="22"/>
         </w:rPr>
       </w:pPr>
       <w:r>
@@ -259,6 +234,8 @@
           <w:rFonts w:ascii="Calibri Bold" w:hAnsi="Calibri Bold" w:cs="Calibri"/>
           <w:b/>
           <w:bCs/>
+          <w:sz w:val="22"/>
+          <w:szCs w:val="22"/>
         </w:rPr>
         <w:t>PROFESSIONAL SUMMARY</w:t>
       </w:r>
@@ -267,17 +244,17 @@
       <w:pPr>
         <w:rPr>
           <w:rFonts w:ascii="Calibri" w:hAnsi="Calibri" w:cs="Calibri"/>
-          <w:sz w:val="20"/>
-          <w:szCs w:val="20"/>
-        </w:rPr>
-      </w:pPr>
-      <w:r>
-        <w:rPr>
-          <w:rFonts w:ascii="Calibri" w:hAnsi="Calibri" w:cs="Calibri"/>
-          <w:sz w:val="20"/>
-          <w:szCs w:val="20"/>
-        </w:rPr>
-        <w:t>Enthusiastic Cybersecurity student with hands-on experience in penetration testing, network analysis, and web application testing. Skilled in Burp Suite, Nmap, Wireshark, SQLMap, and Metasploit. Eager to apply academic knowledge and practical skills to a challenging cybersecurity role.</w:t>
+          <w:sz w:val="18"/>
+          <w:szCs w:val="18"/>
+        </w:rPr>
+      </w:pPr>
+      <w:r>
+        <w:rPr>
+          <w:rFonts w:ascii="Calibri" w:hAnsi="Calibri" w:cs="Calibri"/>
+          <w:sz w:val="18"/>
+          <w:szCs w:val="18"/>
+        </w:rPr>
+        <w:t>Motivated Cybersecurity student with strong hands-on exposure to web application security, Linux exploitation, networking fundamentals, and introductory defensive/SOC concepts through extensive TryHackMe labs. Actively building skills in Security Operations (SOC), threat detection, and incident response, with a keen interest in securing Web security and Penetration testing systems. Known for disciplined self-learning, ethical mindset, and clear technical documentation.</w:t>
       </w:r>
     </w:p>
     <w:p>
@@ -290,169 +267,91 @@
           <w:rFonts w:ascii="Calibri Bold" w:hAnsi="Calibri Bold" w:cs="Calibri"/>
           <w:b/>
           <w:bCs/>
+          <w:sz w:val="22"/>
+          <w:szCs w:val="22"/>
         </w:rPr>
       </w:pPr>
       <w:r>
         <w:rPr>
           <w:rFonts w:ascii="Calibri Bold" w:hAnsi="Calibri Bold" w:cs="Calibri"/>
-          <w:b/>
-          <w:bCs/>
-        </w:rPr>
-        <w:t>TECHNICAL SKILLS</w:t>
-      </w:r>
-    </w:p>
-    <w:p>
-      <w:pPr>
-        <w:numPr>
-          <w:ilvl w:val="0"/>
-          <w:numId w:val="1"/>
-        </w:numPr>
-        <w:spacing w:after="0"/>
-        <w:rPr>
-          <w:rFonts w:ascii="Calibri" w:hAnsi="Calibri" w:cs="Calibri"/>
-          <w:sz w:val="20"/>
-          <w:szCs w:val="20"/>
-        </w:rPr>
-      </w:pPr>
-      <w:r>
-        <w:rPr>
-          <w:rFonts w:ascii="Calibri" w:hAnsi="Calibri" w:cs="Calibri"/>
           <w:b/>
           <w:bCs/>
           <w:sz w:val="22"/>
           <w:szCs w:val="22"/>
         </w:rPr>
-        <w:t>Cybersecurity</w:t>
-      </w:r>
+        <w:t>EDUCATION</w:t>
+      </w:r>
+    </w:p>
+    <w:p>
+      <w:pPr>
+        <w:spacing w:after="0"/>
+        <w:rPr>
+          <w:rFonts w:ascii="Calibri" w:hAnsi="Calibri" w:cs="Calibri"/>
+          <w:sz w:val="18"/>
+          <w:szCs w:val="18"/>
+        </w:rPr>
+      </w:pPr>
       <w:r>
         <w:rPr>
           <w:rFonts w:ascii="Calibri" w:hAnsi="Calibri" w:cs="Calibri"/>
           <w:b/>
           <w:bCs/>
-          <w:sz w:val="20"/>
-          <w:szCs w:val="20"/>
-        </w:rPr>
-        <w:t>:</w:t>
-      </w:r>
-      <w:r>
-        <w:rPr>
-          <w:rFonts w:ascii="Calibri" w:hAnsi="Calibri" w:cs="Calibri"/>
-          <w:sz w:val="20"/>
-          <w:szCs w:val="20"/>
-        </w:rPr>
-        <w:t> Pen Testing, Vulnerability Assessment, Web Security, Threat Analysis, Network Defence</w:t>
-      </w:r>
-    </w:p>
-    <w:p>
-      <w:pPr>
-        <w:numPr>
-          <w:ilvl w:val="0"/>
-          <w:numId w:val="1"/>
-        </w:numPr>
-        <w:spacing w:after="0"/>
-        <w:rPr>
-          <w:rFonts w:ascii="Calibri" w:hAnsi="Calibri" w:cs="Calibri"/>
-          <w:sz w:val="20"/>
-          <w:szCs w:val="20"/>
-        </w:rPr>
-      </w:pPr>
+          <w:sz w:val="18"/>
+          <w:szCs w:val="18"/>
+        </w:rPr>
+        <w:t>B.Sc. in Cyber &amp; Digital Science</w:t>
+      </w:r>
+      <w:r>
+        <w:rPr>
+          <w:rFonts w:ascii="Calibri" w:hAnsi="Calibri" w:cs="Calibri"/>
+          <w:sz w:val="18"/>
+          <w:szCs w:val="18"/>
+        </w:rPr>
+        <w:br/>
+        <w:t>Dr. D. Y. Patil Arts, Commerce &amp; Science College, Pimpri, Pune</w:t>
+      </w:r>
+      <w:r>
+        <w:rPr>
+          <w:rFonts w:ascii="Calibri" w:hAnsi="Calibri" w:cs="Calibri"/>
+          <w:sz w:val="18"/>
+          <w:szCs w:val="18"/>
+        </w:rPr>
+        <w:br/>
+        <w:t>Affiliated to Savitribai Phule Pune University</w:t>
+      </w:r>
+      <w:r>
+        <w:rPr>
+          <w:rFonts w:ascii="Calibri" w:hAnsi="Calibri" w:cs="Calibri"/>
+          <w:sz w:val="18"/>
+          <w:szCs w:val="18"/>
+        </w:rPr>
+        <w:br/>
+      </w:r>
       <w:r>
         <w:rPr>
           <w:rFonts w:ascii="Calibri" w:hAnsi="Calibri" w:cs="Calibri"/>
           <w:b/>
           <w:bCs/>
-          <w:sz w:val="20"/>
-          <w:szCs w:val="20"/>
-        </w:rPr>
-        <w:t>Tools:</w:t>
-      </w:r>
-      <w:r>
-        <w:rPr>
-          <w:rFonts w:ascii="Calibri" w:hAnsi="Calibri" w:cs="Calibri"/>
-          <w:sz w:val="20"/>
-          <w:szCs w:val="20"/>
-        </w:rPr>
-        <w:t> Burp Suite, Nmap, Wireshark, Metasploit, SQLMap, Git</w:t>
-      </w:r>
-    </w:p>
-    <w:p>
-      <w:pPr>
-        <w:numPr>
-          <w:ilvl w:val="0"/>
-          <w:numId w:val="1"/>
-        </w:numPr>
-        <w:spacing w:after="0"/>
-        <w:rPr>
-          <w:rFonts w:ascii="Calibri" w:hAnsi="Calibri" w:cs="Calibri"/>
-          <w:sz w:val="20"/>
-          <w:szCs w:val="20"/>
-        </w:rPr>
-      </w:pPr>
-      <w:r>
-        <w:rPr>
-          <w:rFonts w:ascii="Calibri" w:hAnsi="Calibri" w:cs="Calibri"/>
-          <w:b/>
-          <w:bCs/>
-          <w:sz w:val="20"/>
-          <w:szCs w:val="20"/>
-        </w:rPr>
-        <w:t>Programming:</w:t>
-      </w:r>
-      <w:r>
-        <w:rPr>
-          <w:rFonts w:ascii="Calibri" w:hAnsi="Calibri" w:cs="Calibri"/>
-          <w:sz w:val="20"/>
-          <w:szCs w:val="20"/>
-        </w:rPr>
-        <w:t> Python (Fluent), Bash (</w:t>
-      </w:r>
-      <w:r>
-        <w:rPr>
-          <w:rFonts w:ascii="Calibri" w:hAnsi="Calibri" w:cs="Calibri"/>
-          <w:sz w:val="20"/>
-          <w:szCs w:val="20"/>
-        </w:rPr>
-        <w:t>Fluent</w:t>
-      </w:r>
-      <w:r>
-        <w:rPr>
-          <w:rFonts w:ascii="Calibri" w:hAnsi="Calibri" w:cs="Calibri"/>
-          <w:sz w:val="20"/>
-          <w:szCs w:val="20"/>
-        </w:rPr>
-        <w:t>)</w:t>
-      </w:r>
-    </w:p>
-    <w:p>
-      <w:pPr>
-        <w:numPr>
-          <w:ilvl w:val="0"/>
-          <w:numId w:val="1"/>
-        </w:numPr>
-        <w:spacing w:after="0"/>
-        <w:rPr>
-          <w:rFonts w:ascii="Calibri" w:hAnsi="Calibri" w:cs="Calibri"/>
-          <w:sz w:val="20"/>
-          <w:szCs w:val="20"/>
-        </w:rPr>
-      </w:pPr>
-      <w:r>
-        <w:rPr>
-          <w:rFonts w:ascii="Calibri" w:hAnsi="Calibri" w:cs="Calibri"/>
-          <w:b/>
-          <w:bCs/>
-          <w:sz w:val="20"/>
-          <w:szCs w:val="20"/>
-        </w:rPr>
-        <w:t>Operating Systems:</w:t>
-      </w:r>
-      <w:r>
-        <w:rPr>
-          <w:rFonts w:ascii="Calibri" w:hAnsi="Calibri" w:cs="Calibri"/>
-          <w:sz w:val="20"/>
-          <w:szCs w:val="20"/>
-        </w:rPr>
-        <w:t> Linux (Intermediate)</w:t>
+          <w:sz w:val="18"/>
+          <w:szCs w:val="18"/>
+        </w:rPr>
+        <w:t>Expected Graduation</w:t>
+      </w:r>
+      <w:r>
+        <w:rPr>
+          <w:rFonts w:ascii="Calibri" w:hAnsi="Calibri" w:cs="Calibri"/>
+          <w:sz w:val="18"/>
+          <w:szCs w:val="18"/>
+        </w:rPr>
+        <w:t>: 202</w:t>
+      </w:r>
+      <w:r>
+        <w:rPr>
+          <w:rFonts w:ascii="Calibri" w:hAnsi="Calibri" w:cs="Calibri"/>
+          <w:sz w:val="18"/>
+          <w:szCs w:val="18"/>
+        </w:rPr>
+        <w:t>8</w:t>
       </w:r>
     </w:p>
     <w:p>
@@ -465,6 +364,8 @@
           <w:rFonts w:ascii="Calibri Bold" w:hAnsi="Calibri Bold" w:cs="Calibri"/>
           <w:b/>
           <w:bCs/>
+          <w:sz w:val="22"/>
+          <w:szCs w:val="22"/>
         </w:rPr>
       </w:pPr>
       <w:r>
@@ -472,88 +373,69 @@
           <w:rFonts w:ascii="Calibri Bold" w:hAnsi="Calibri Bold" w:cs="Calibri"/>
           <w:b/>
           <w:bCs/>
-        </w:rPr>
-        <w:t>EXPERIENCE</w:t>
-      </w:r>
-    </w:p>
-    <w:p>
-      <w:pPr>
-        <w:spacing w:after="0"/>
-        <w:rPr>
-          <w:rFonts w:ascii="Calibri" w:hAnsi="Calibri" w:cs="Calibri"/>
-          <w:b/>
-          <w:bCs/>
-          <w:sz w:val="20"/>
-          <w:szCs w:val="20"/>
-        </w:rPr>
-      </w:pPr>
-      <w:r>
-        <w:rPr>
-          <w:rFonts w:ascii="Calibri" w:hAnsi="Calibri" w:cs="Calibri"/>
-          <w:b/>
-          <w:bCs/>
-          <w:sz w:val="20"/>
-          <w:szCs w:val="20"/>
-        </w:rPr>
-        <w:t xml:space="preserve">Cybersecurity Intern (Job </w:t>
-      </w:r>
-      <w:proofErr w:type="gramStart"/>
-      <w:r>
-        <w:rPr>
-          <w:rFonts w:ascii="Calibri" w:hAnsi="Calibri" w:cs="Calibri"/>
-          <w:b/>
-          <w:bCs/>
-          <w:sz w:val="20"/>
-          <w:szCs w:val="20"/>
-        </w:rPr>
-        <w:t xml:space="preserve">Simulation)  </w:t>
-      </w:r>
-      <w:r>
-        <w:rPr>
-          <w:rFonts w:ascii="Calibri" w:hAnsi="Calibri" w:cs="Calibri"/>
-          <w:b/>
-          <w:bCs/>
-          <w:sz w:val="20"/>
-          <w:szCs w:val="20"/>
-        </w:rPr>
-        <w:t xml:space="preserve"> </w:t>
-      </w:r>
-      <w:proofErr w:type="gramEnd"/>
-      <w:r>
-        <w:rPr>
-          <w:rFonts w:ascii="Calibri" w:hAnsi="Calibri" w:cs="Calibri"/>
-          <w:b/>
-          <w:bCs/>
-          <w:sz w:val="20"/>
-          <w:szCs w:val="20"/>
-        </w:rPr>
-        <w:t xml:space="preserve">                                                                                                                             </w:t>
-      </w:r>
-      <w:r>
-        <w:rPr>
-          <w:rFonts w:ascii="Calibri" w:hAnsi="Calibri" w:cs="Calibri"/>
-          <w:sz w:val="20"/>
-          <w:szCs w:val="20"/>
-        </w:rPr>
-        <w:t>December 2024</w:t>
-      </w:r>
-    </w:p>
-    <w:p>
-      <w:pPr>
-        <w:spacing w:after="0"/>
-        <w:rPr>
-          <w:rFonts w:ascii="Calibri" w:hAnsi="Calibri" w:cs="Calibri"/>
-          <w:sz w:val="20"/>
-          <w:szCs w:val="20"/>
-        </w:rPr>
-      </w:pPr>
-      <w:r>
-        <w:rPr>
-          <w:rFonts w:ascii="Calibri" w:hAnsi="Calibri" w:cs="Calibri"/>
-          <w:sz w:val="20"/>
-          <w:szCs w:val="20"/>
-        </w:rPr>
-        <w:t>Mastercard | Remote</w:t>
+          <w:sz w:val="22"/>
+          <w:szCs w:val="22"/>
+        </w:rPr>
+        <w:t>TECHNICAL SKILLS</w:t>
+      </w:r>
+    </w:p>
+    <w:p>
+      <w:pPr>
+        <w:spacing w:after="0" w:line="240" w:lineRule="auto"/>
+        <w:rPr>
+          <w:rFonts w:ascii="Calibri" w:hAnsi="Calibri" w:cs="Calibri"/>
+          <w:sz w:val="18"/>
+          <w:szCs w:val="18"/>
+        </w:rPr>
+      </w:pPr>
+      <w:r>
+        <w:rPr>
+          <w:rFonts w:ascii="Calibri" w:hAnsi="Calibri" w:cs="Calibri"/>
+          <w:sz w:val="18"/>
+          <w:szCs w:val="18"/>
+        </w:rPr>
+        <w:t>Security Tools &amp; Platforms</w:t>
+      </w:r>
+    </w:p>
+    <w:p>
+      <w:pPr>
+        <w:pStyle w:val="ListParagraph"/>
+        <w:numPr>
+          <w:ilvl w:val="0"/>
+          <w:numId w:val="7"/>
+        </w:numPr>
+        <w:spacing w:after="0" w:line="240" w:lineRule="auto"/>
+        <w:rPr>
+          <w:rFonts w:ascii="Calibri" w:hAnsi="Calibri" w:cs="Calibri"/>
+          <w:sz w:val="18"/>
+          <w:szCs w:val="18"/>
+        </w:rPr>
+      </w:pPr>
+      <w:r>
+        <w:rPr>
+          <w:rFonts w:ascii="Calibri" w:hAnsi="Calibri" w:cs="Calibri"/>
+          <w:sz w:val="18"/>
+          <w:szCs w:val="18"/>
+        </w:rPr>
+        <w:t>Burp Suite (incl. Extensions), Nmap, Wireshark, Metasploit, SQLMap, Hydra</w:t>
+      </w:r>
+    </w:p>
+    <w:p>
+      <w:pPr>
+        <w:spacing w:after="0" w:line="240" w:lineRule="auto"/>
+        <w:rPr>
+          <w:rFonts w:ascii="Calibri" w:hAnsi="Calibri" w:cs="Calibri"/>
+          <w:sz w:val="18"/>
+          <w:szCs w:val="18"/>
+        </w:rPr>
+      </w:pPr>
+      <w:r>
+        <w:rPr>
+          <w:rFonts w:ascii="Calibri" w:hAnsi="Calibri" w:cs="Calibri"/>
+          <w:sz w:val="18"/>
+          <w:szCs w:val="18"/>
+        </w:rPr>
+        <w:t>Security Domains</w:t>
       </w:r>
     </w:p>
     <w:p>
@@ -562,28 +444,38 @@
           <w:ilvl w:val="0"/>
           <w:numId w:val="2"/>
         </w:numPr>
-        <w:spacing w:after="0"/>
-        <w:rPr>
-          <w:rFonts w:ascii="Calibri" w:hAnsi="Calibri" w:cs="Calibri"/>
-          <w:sz w:val="20"/>
-          <w:szCs w:val="20"/>
-        </w:rPr>
-      </w:pPr>
-      <w:r>
-        <w:rPr>
-          <w:rFonts w:ascii="Calibri" w:hAnsi="Calibri" w:cs="Calibri"/>
-          <w:sz w:val="20"/>
-          <w:szCs w:val="20"/>
-        </w:rPr>
-        <w:t>Analysed</w:t>
-      </w:r>
-      <w:r>
-        <w:rPr>
-          <w:rFonts w:ascii="Calibri" w:hAnsi="Calibri" w:cs="Calibri"/>
-          <w:sz w:val="20"/>
-          <w:szCs w:val="20"/>
-        </w:rPr>
-        <w:t xml:space="preserve"> potential threat scenarios and contributed to detailed risk analysis reports.</w:t>
+        <w:spacing w:after="0" w:line="240" w:lineRule="auto"/>
+        <w:rPr>
+          <w:rFonts w:ascii="Calibri" w:hAnsi="Calibri" w:cs="Calibri"/>
+          <w:sz w:val="18"/>
+          <w:szCs w:val="18"/>
+        </w:rPr>
+      </w:pPr>
+      <w:r>
+        <w:rPr>
+          <w:rFonts w:ascii="Calibri" w:hAnsi="Calibri" w:cs="Calibri"/>
+          <w:sz w:val="18"/>
+          <w:szCs w:val="18"/>
+        </w:rPr>
+        <w:t>Web Application Security (OWASP Top 10), Vulnerability Assessment, Linux Privilege Escalation, Network Security Fundamentals, Basic Digital Forensics, Security Operations (Introductory)</w:t>
+      </w:r>
+    </w:p>
+    <w:p>
+      <w:pPr>
+        <w:spacing w:after="0" w:line="240" w:lineRule="auto"/>
+        <w:rPr>
+          <w:rFonts w:ascii="Calibri" w:hAnsi="Calibri" w:cs="Calibri"/>
+          <w:sz w:val="18"/>
+          <w:szCs w:val="18"/>
+        </w:rPr>
+      </w:pPr>
+      <w:r>
+        <w:rPr>
+          <w:rFonts w:ascii="Calibri" w:hAnsi="Calibri" w:cs="Calibri"/>
+          <w:sz w:val="18"/>
+          <w:szCs w:val="18"/>
+        </w:rPr>
+        <w:t>Operating Systems</w:t>
       </w:r>
     </w:p>
     <w:p>
@@ -592,20 +484,38 @@
           <w:ilvl w:val="0"/>
           <w:numId w:val="2"/>
         </w:numPr>
-        <w:spacing w:after="0"/>
-        <w:rPr>
-          <w:rFonts w:ascii="Calibri" w:hAnsi="Calibri" w:cs="Calibri"/>
-          <w:sz w:val="20"/>
-          <w:szCs w:val="20"/>
-        </w:rPr>
-      </w:pPr>
-      <w:r>
-        <w:rPr>
-          <w:rFonts w:ascii="Calibri" w:hAnsi="Calibri" w:cs="Calibri"/>
-          <w:sz w:val="20"/>
-          <w:szCs w:val="20"/>
-        </w:rPr>
-        <w:t>Assisted in evaluating the organizational security posture against industry best practices.</w:t>
+        <w:spacing w:after="0" w:line="240" w:lineRule="auto"/>
+        <w:rPr>
+          <w:rFonts w:ascii="Calibri" w:hAnsi="Calibri" w:cs="Calibri"/>
+          <w:sz w:val="18"/>
+          <w:szCs w:val="18"/>
+        </w:rPr>
+      </w:pPr>
+      <w:r>
+        <w:rPr>
+          <w:rFonts w:ascii="Calibri" w:hAnsi="Calibri" w:cs="Calibri"/>
+          <w:sz w:val="18"/>
+          <w:szCs w:val="18"/>
+        </w:rPr>
+        <w:t>Linux (Ubuntu/Kali), Windows</w:t>
+      </w:r>
+    </w:p>
+    <w:p>
+      <w:pPr>
+        <w:spacing w:after="0" w:line="240" w:lineRule="auto"/>
+        <w:rPr>
+          <w:rFonts w:ascii="Calibri" w:hAnsi="Calibri" w:cs="Calibri"/>
+          <w:sz w:val="18"/>
+          <w:szCs w:val="18"/>
+        </w:rPr>
+      </w:pPr>
+      <w:r>
+        <w:rPr>
+          <w:rFonts w:ascii="Calibri" w:hAnsi="Calibri" w:cs="Calibri"/>
+          <w:sz w:val="18"/>
+          <w:szCs w:val="18"/>
+        </w:rPr>
+        <w:t>Scripting &amp; Languages</w:t>
       </w:r>
     </w:p>
     <w:p>
@@ -614,20 +524,20 @@
           <w:ilvl w:val="0"/>
           <w:numId w:val="2"/>
         </w:numPr>
-        <w:spacing w:after="0"/>
-        <w:rPr>
-          <w:rFonts w:ascii="Calibri" w:hAnsi="Calibri" w:cs="Calibri"/>
-          <w:sz w:val="20"/>
-          <w:szCs w:val="20"/>
-        </w:rPr>
-      </w:pPr>
-      <w:r>
-        <w:rPr>
-          <w:rFonts w:ascii="Calibri" w:hAnsi="Calibri" w:cs="Calibri"/>
-          <w:sz w:val="20"/>
-          <w:szCs w:val="20"/>
-        </w:rPr>
-        <w:t>Developed materials and presentations to improve enterprise-wide security awareness.</w:t>
+        <w:spacing w:after="0" w:line="240" w:lineRule="auto"/>
+        <w:rPr>
+          <w:rFonts w:ascii="Calibri" w:hAnsi="Calibri" w:cs="Calibri"/>
+          <w:sz w:val="18"/>
+          <w:szCs w:val="18"/>
+        </w:rPr>
+      </w:pPr>
+      <w:r>
+        <w:rPr>
+          <w:rFonts w:ascii="Calibri" w:hAnsi="Calibri" w:cs="Calibri"/>
+          <w:sz w:val="18"/>
+          <w:szCs w:val="18"/>
+        </w:rPr>
+        <w:t>Python (Basics), Bash (Basics)</w:t>
       </w:r>
     </w:p>
     <w:p>
@@ -640,6 +550,8 @@
           <w:rFonts w:ascii="Calibri Bold" w:hAnsi="Calibri Bold" w:cs="Calibri"/>
           <w:b/>
           <w:bCs/>
+          <w:sz w:val="22"/>
+          <w:szCs w:val="22"/>
         </w:rPr>
       </w:pPr>
       <w:r>
@@ -647,6 +559,8 @@
           <w:rFonts w:ascii="Calibri Bold" w:hAnsi="Calibri Bold" w:cs="Calibri"/>
           <w:b/>
           <w:bCs/>
+          <w:sz w:val="22"/>
+          <w:szCs w:val="22"/>
         </w:rPr>
         <w:t>PROJECTS</w:t>
       </w:r>
@@ -658,8 +572,8 @@
           <w:rFonts w:ascii="Calibri" w:hAnsi="Calibri" w:cs="Calibri"/>
           <w:b/>
           <w:bCs/>
-          <w:sz w:val="20"/>
-          <w:szCs w:val="20"/>
+          <w:sz w:val="18"/>
+          <w:szCs w:val="18"/>
         </w:rPr>
       </w:pPr>
       <w:r>
@@ -667,8 +581,8 @@
           <w:rFonts w:ascii="Calibri" w:hAnsi="Calibri" w:cs="Calibri"/>
           <w:b/>
           <w:bCs/>
-          <w:sz w:val="20"/>
-          <w:szCs w:val="20"/>
+          <w:sz w:val="18"/>
+          <w:szCs w:val="18"/>
         </w:rPr>
         <w:t>Unified File &amp; Directory Integrity Checker</w:t>
       </w:r>
@@ -678,15 +592,15 @@
         <w:spacing w:after="0"/>
         <w:rPr>
           <w:rFonts w:ascii="Calibri" w:hAnsi="Calibri" w:cs="Calibri"/>
-          <w:sz w:val="20"/>
-          <w:szCs w:val="20"/>
-        </w:rPr>
-      </w:pPr>
-      <w:r>
-        <w:rPr>
-          <w:rFonts w:ascii="Calibri" w:hAnsi="Calibri" w:cs="Calibri"/>
-          <w:sz w:val="20"/>
-          <w:szCs w:val="20"/>
+          <w:sz w:val="18"/>
+          <w:szCs w:val="18"/>
+        </w:rPr>
+      </w:pPr>
+      <w:r>
+        <w:rPr>
+          <w:rFonts w:ascii="Calibri" w:hAnsi="Calibri" w:cs="Calibri"/>
+          <w:sz w:val="18"/>
+          <w:szCs w:val="18"/>
         </w:rPr>
         <w:t>Personal Project (Bash)</w:t>
       </w:r>
@@ -700,15 +614,15 @@
         <w:spacing w:after="0"/>
         <w:rPr>
           <w:rFonts w:ascii="Calibri" w:hAnsi="Calibri" w:cs="Calibri"/>
-          <w:sz w:val="20"/>
-          <w:szCs w:val="20"/>
-        </w:rPr>
-      </w:pPr>
-      <w:r>
-        <w:rPr>
-          <w:rFonts w:ascii="Calibri" w:hAnsi="Calibri" w:cs="Calibri"/>
-          <w:sz w:val="20"/>
-          <w:szCs w:val="20"/>
+          <w:sz w:val="18"/>
+          <w:szCs w:val="18"/>
+        </w:rPr>
+      </w:pPr>
+      <w:r>
+        <w:rPr>
+          <w:rFonts w:ascii="Calibri" w:hAnsi="Calibri" w:cs="Calibri"/>
+          <w:sz w:val="18"/>
+          <w:szCs w:val="18"/>
         </w:rPr>
         <w:t>Developed a Bash-based tool to verify the cryptographic integrity (hash) of files and directories.</w:t>
       </w:r>
@@ -722,15 +636,15 @@
         <w:spacing w:after="0"/>
         <w:rPr>
           <w:rFonts w:ascii="Calibri" w:hAnsi="Calibri" w:cs="Calibri"/>
-          <w:sz w:val="20"/>
-          <w:szCs w:val="20"/>
-        </w:rPr>
-      </w:pPr>
-      <w:r>
-        <w:rPr>
-          <w:rFonts w:ascii="Calibri" w:hAnsi="Calibri" w:cs="Calibri"/>
-          <w:sz w:val="20"/>
-          <w:szCs w:val="20"/>
+          <w:sz w:val="18"/>
+          <w:szCs w:val="18"/>
+        </w:rPr>
+      </w:pPr>
+      <w:r>
+        <w:rPr>
+          <w:rFonts w:ascii="Calibri" w:hAnsi="Calibri" w:cs="Calibri"/>
+          <w:sz w:val="18"/>
+          <w:szCs w:val="18"/>
         </w:rPr>
         <w:t>Designed to support incident response functions by quickly identifying and flagging unauthorized file modifications.</w:t>
       </w:r>
@@ -745,6 +659,8 @@
           <w:rFonts w:ascii="Calibri Bold" w:hAnsi="Calibri Bold" w:cs="Calibri"/>
           <w:b/>
           <w:bCs/>
+          <w:sz w:val="22"/>
+          <w:szCs w:val="22"/>
         </w:rPr>
       </w:pPr>
       <w:r>
@@ -752,8 +668,10 @@
           <w:rFonts w:ascii="Calibri Bold" w:hAnsi="Calibri Bold" w:cs="Calibri"/>
           <w:b/>
           <w:bCs/>
-        </w:rPr>
-        <w:t>EDUCATION</w:t>
+          <w:sz w:val="22"/>
+          <w:szCs w:val="22"/>
+        </w:rPr>
+        <w:t>VIRTUAL EXPERIENCE</w:t>
       </w:r>
     </w:p>
     <w:p>
@@ -761,121 +679,73 @@
         <w:spacing w:after="0"/>
         <w:rPr>
           <w:rFonts w:ascii="Calibri" w:hAnsi="Calibri" w:cs="Calibri"/>
-          <w:b/>
-          <w:bCs/>
-          <w:sz w:val="20"/>
-          <w:szCs w:val="20"/>
-        </w:rPr>
-      </w:pPr>
-      <w:r>
-        <w:rPr>
-          <w:rFonts w:ascii="Calibri" w:hAnsi="Calibri" w:cs="Calibri"/>
-          <w:b/>
-          <w:bCs/>
-          <w:sz w:val="20"/>
-          <w:szCs w:val="20"/>
-        </w:rPr>
-        <w:t>B.Sc. Cyber and Digital Science</w:t>
-      </w:r>
-      <w:r>
-        <w:rPr>
-          <w:rFonts w:ascii="Calibri" w:hAnsi="Calibri" w:cs="Calibri"/>
-          <w:b/>
-          <w:bCs/>
-          <w:sz w:val="20"/>
-          <w:szCs w:val="20"/>
-        </w:rPr>
-        <w:t xml:space="preserve">                                                                                                                </w:t>
-      </w:r>
-      <w:r>
-        <w:rPr>
-          <w:rFonts w:ascii="Calibri" w:hAnsi="Calibri" w:cs="Calibri"/>
-          <w:sz w:val="20"/>
-          <w:szCs w:val="20"/>
-        </w:rPr>
-        <w:t>Expected Graduation: May 2028</w:t>
+          <w:sz w:val="18"/>
+          <w:szCs w:val="18"/>
+        </w:rPr>
+      </w:pPr>
+      <w:r>
+        <w:rPr>
+          <w:rFonts w:ascii="Calibri" w:hAnsi="Calibri" w:cs="Calibri"/>
+          <w:sz w:val="18"/>
+          <w:szCs w:val="18"/>
+        </w:rPr>
+        <w:t>Cybersecurity Job Simulation – Mastercard (Forage)</w:t>
       </w:r>
     </w:p>
     <w:p>
       <w:pPr>
         <w:spacing w:after="0"/>
-        <w:rPr>
-          <w:rFonts w:ascii="Calibri" w:hAnsi="Calibri" w:cs="Calibri"/>
-          <w:sz w:val="20"/>
-          <w:szCs w:val="20"/>
-        </w:rPr>
-      </w:pPr>
-      <w:r>
-        <w:rPr>
-          <w:rFonts w:ascii="Calibri" w:hAnsi="Calibri" w:cs="Calibri"/>
-          <w:sz w:val="20"/>
-          <w:szCs w:val="20"/>
-        </w:rPr>
-        <w:t xml:space="preserve">Dr. D. Y. Patil Arts, Commerce &amp; Science </w:t>
+        <w:ind w:firstLine="360"/>
+        <w:rPr>
+          <w:rFonts w:ascii="Calibri" w:hAnsi="Calibri" w:cs="Calibri"/>
+          <w:sz w:val="18"/>
+          <w:szCs w:val="18"/>
+        </w:rPr>
+      </w:pPr>
+      <w:r>
+        <w:rPr>
+          <w:rFonts w:ascii="Calibri" w:hAnsi="Calibri" w:cs="Calibri"/>
+          <w:sz w:val="18"/>
+          <w:szCs w:val="18"/>
+        </w:rPr>
+        <w:t>• Completed simulated tasks involving security awareness, risk identification, and secure technology practices.</w:t>
+      </w:r>
+    </w:p>
+    <w:p>
+      <w:pPr>
+        <w:spacing w:after="0"/>
+        <w:ind w:firstLine="360"/>
+        <w:rPr>
+          <w:rFonts w:ascii="Calibri" w:hAnsi="Calibri" w:cs="Calibri"/>
+          <w:sz w:val="18"/>
+          <w:szCs w:val="18"/>
+        </w:rPr>
+      </w:pPr>
+      <w:r>
+        <w:rPr>
+          <w:rFonts w:ascii="Calibri" w:hAnsi="Calibri" w:cs="Calibri"/>
+          <w:sz w:val="18"/>
+          <w:szCs w:val="18"/>
+        </w:rPr>
+        <w:t xml:space="preserve">• Gained insight into cybersecurity responsibilities within a global </w:t>
       </w:r>
       <w:proofErr w:type="gramStart"/>
       <w:r>
         <w:rPr>
           <w:rFonts w:ascii="Calibri" w:hAnsi="Calibri" w:cs="Calibri"/>
-          <w:sz w:val="20"/>
-          <w:szCs w:val="20"/>
-        </w:rPr>
-        <w:t>College ,</w:t>
+          <w:sz w:val="18"/>
+          <w:szCs w:val="18"/>
+        </w:rPr>
+        <w:t>payments</w:t>
       </w:r>
       <w:proofErr w:type="gramEnd"/>
       <w:r>
         <w:rPr>
           <w:rFonts w:ascii="Calibri" w:hAnsi="Calibri" w:cs="Calibri"/>
-          <w:sz w:val="20"/>
-          <w:szCs w:val="20"/>
-        </w:rPr>
-        <w:t xml:space="preserve"> Pimpri, Pune</w:t>
-      </w:r>
-      <w:r>
-        <w:rPr>
-          <w:rFonts w:ascii="Calibri" w:hAnsi="Calibri" w:cs="Calibri"/>
-          <w:sz w:val="20"/>
-          <w:szCs w:val="20"/>
-        </w:rPr>
-        <w:t xml:space="preserve">, </w:t>
-      </w:r>
-      <w:r>
-        <w:rPr>
-          <w:rFonts w:ascii="Calibri" w:hAnsi="Calibri" w:cs="Calibri"/>
-          <w:sz w:val="20"/>
-          <w:szCs w:val="20"/>
-        </w:rPr>
-        <w:t>India</w:t>
-      </w:r>
-      <w:r>
-        <w:rPr>
-          <w:rFonts w:ascii="Calibri" w:hAnsi="Calibri" w:cs="Calibri"/>
-          <w:sz w:val="20"/>
-          <w:szCs w:val="20"/>
-        </w:rPr>
-        <w:t xml:space="preserve"> 411018</w:t>
-      </w:r>
-    </w:p>
-    <w:p>
-      <w:pPr>
-        <w:numPr>
-          <w:ilvl w:val="0"/>
-          <w:numId w:val="4"/>
-        </w:numPr>
-        <w:spacing w:after="0"/>
-        <w:rPr>
-          <w:rFonts w:ascii="Calibri" w:hAnsi="Calibri" w:cs="Calibri"/>
-          <w:sz w:val="20"/>
-          <w:szCs w:val="20"/>
-        </w:rPr>
-      </w:pPr>
-      <w:r>
-        <w:rPr>
-          <w:rFonts w:ascii="Calibri" w:hAnsi="Calibri" w:cs="Calibri"/>
-          <w:sz w:val="20"/>
-          <w:szCs w:val="20"/>
-        </w:rPr>
-        <w:t>First Year SGPA: 8.18</w:t>
+          <w:sz w:val="18"/>
+          <w:szCs w:val="18"/>
+        </w:rPr>
+        <w:t xml:space="preserve"> organization.</w:t>
       </w:r>
     </w:p>
     <w:p>
@@ -888,6 +758,8 @@
           <w:rFonts w:ascii="Calibri Bold" w:hAnsi="Calibri Bold" w:cs="Calibri"/>
           <w:b/>
           <w:bCs/>
+          <w:sz w:val="22"/>
+          <w:szCs w:val="22"/>
         </w:rPr>
       </w:pPr>
       <w:r>
@@ -895,8 +767,20 @@
           <w:rFonts w:ascii="Calibri Bold" w:hAnsi="Calibri Bold" w:cs="Calibri"/>
           <w:b/>
           <w:bCs/>
-        </w:rPr>
-        <w:t>CERTIFICATIONS</w:t>
+          <w:sz w:val="22"/>
+          <w:szCs w:val="22"/>
+        </w:rPr>
+        <w:t>C</w:t>
+      </w:r>
+      <w:r>
+        <w:rPr>
+          <w:rFonts w:ascii="Calibri Bold" w:hAnsi="Calibri Bold" w:cs="Calibri"/>
+          <w:b/>
+          <w:bCs/>
+          <w:sz w:val="22"/>
+          <w:szCs w:val="22"/>
+        </w:rPr>
+        <w:t>ERTIFICATES</w:t>
       </w:r>
     </w:p>
     <w:p>
@@ -908,17 +792,17 @@
         <w:spacing w:after="0"/>
         <w:rPr>
           <w:rFonts w:ascii="Calibri" w:hAnsi="Calibri" w:cs="Calibri"/>
-          <w:sz w:val="20"/>
-          <w:szCs w:val="20"/>
-        </w:rPr>
-      </w:pPr>
-      <w:r>
-        <w:rPr>
-          <w:rFonts w:ascii="Calibri" w:hAnsi="Calibri" w:cs="Calibri"/>
-          <w:sz w:val="20"/>
-          <w:szCs w:val="20"/>
-        </w:rPr>
-        <w:t>Junior Penetration Tester | TryHackMe (2025)</w:t>
+          <w:sz w:val="18"/>
+          <w:szCs w:val="18"/>
+        </w:rPr>
+      </w:pPr>
+      <w:r>
+        <w:rPr>
+          <w:rFonts w:ascii="Calibri" w:hAnsi="Calibri" w:cs="Calibri"/>
+          <w:sz w:val="18"/>
+          <w:szCs w:val="18"/>
+        </w:rPr>
+        <w:t>Junior Penetration Tester (Learning Path) – TryHackMe (2025)</w:t>
       </w:r>
     </w:p>
     <w:p>
@@ -930,17 +814,17 @@
         <w:spacing w:after="0"/>
         <w:rPr>
           <w:rFonts w:ascii="Calibri" w:hAnsi="Calibri" w:cs="Calibri"/>
-          <w:sz w:val="20"/>
-          <w:szCs w:val="20"/>
-        </w:rPr>
-      </w:pPr>
-      <w:r>
-        <w:rPr>
-          <w:rFonts w:ascii="Calibri" w:hAnsi="Calibri" w:cs="Calibri"/>
-          <w:sz w:val="20"/>
-          <w:szCs w:val="20"/>
-        </w:rPr>
-        <w:t>Web Fundamentals | TryHackMe (2025)</w:t>
+          <w:sz w:val="18"/>
+          <w:szCs w:val="18"/>
+        </w:rPr>
+      </w:pPr>
+      <w:r>
+        <w:rPr>
+          <w:rFonts w:ascii="Calibri" w:hAnsi="Calibri" w:cs="Calibri"/>
+          <w:sz w:val="18"/>
+          <w:szCs w:val="18"/>
+        </w:rPr>
+        <w:t>Web Fundamentals (Learning Path) – TryHackMe (2025)</w:t>
       </w:r>
     </w:p>
     <w:p>
@@ -952,17 +836,17 @@
         <w:spacing w:after="0"/>
         <w:rPr>
           <w:rFonts w:ascii="Calibri" w:hAnsi="Calibri" w:cs="Calibri"/>
-          <w:sz w:val="20"/>
-          <w:szCs w:val="20"/>
-        </w:rPr>
-      </w:pPr>
-      <w:r>
-        <w:rPr>
-          <w:rFonts w:ascii="Calibri" w:hAnsi="Calibri" w:cs="Calibri"/>
-          <w:sz w:val="20"/>
-          <w:szCs w:val="20"/>
-        </w:rPr>
-        <w:t>Cyber Security 101 | TryHackMe (2025)</w:t>
+          <w:sz w:val="18"/>
+          <w:szCs w:val="18"/>
+        </w:rPr>
+      </w:pPr>
+      <w:r>
+        <w:rPr>
+          <w:rFonts w:ascii="Calibri" w:hAnsi="Calibri" w:cs="Calibri"/>
+          <w:sz w:val="18"/>
+          <w:szCs w:val="18"/>
+        </w:rPr>
+        <w:t>Cyber Security 101 (Learning Path) – TryHackMe (2025)</w:t>
       </w:r>
     </w:p>
     <w:p>
@@ -974,17 +858,17 @@
         <w:spacing w:after="0"/>
         <w:rPr>
           <w:rFonts w:ascii="Calibri" w:hAnsi="Calibri" w:cs="Calibri"/>
-          <w:sz w:val="20"/>
-          <w:szCs w:val="20"/>
-        </w:rPr>
-      </w:pPr>
-      <w:r>
-        <w:rPr>
-          <w:rFonts w:ascii="Calibri" w:hAnsi="Calibri" w:cs="Calibri"/>
-          <w:sz w:val="20"/>
-          <w:szCs w:val="20"/>
-        </w:rPr>
-        <w:t>Pre-Security | TryHackMe (2025)</w:t>
+          <w:sz w:val="18"/>
+          <w:szCs w:val="18"/>
+        </w:rPr>
+      </w:pPr>
+      <w:r>
+        <w:rPr>
+          <w:rFonts w:ascii="Calibri" w:hAnsi="Calibri" w:cs="Calibri"/>
+          <w:sz w:val="18"/>
+          <w:szCs w:val="18"/>
+        </w:rPr>
+        <w:t>Pre-Security (Learning Path) – TryHackMe (2025)</w:t>
       </w:r>
     </w:p>
     <w:p>
@@ -996,17 +880,17 @@
         <w:spacing w:after="0"/>
         <w:rPr>
           <w:rFonts w:ascii="Calibri" w:hAnsi="Calibri" w:cs="Calibri"/>
-          <w:sz w:val="20"/>
-          <w:szCs w:val="20"/>
-        </w:rPr>
-      </w:pPr>
-      <w:r>
-        <w:rPr>
-          <w:rFonts w:ascii="Calibri" w:hAnsi="Calibri" w:cs="Calibri"/>
-          <w:sz w:val="20"/>
-          <w:szCs w:val="20"/>
-        </w:rPr>
-        <w:t>Cybersecurity Terminology | LinkedIn Learning (2024)</w:t>
+          <w:sz w:val="18"/>
+          <w:szCs w:val="18"/>
+        </w:rPr>
+      </w:pPr>
+      <w:r>
+        <w:rPr>
+          <w:rFonts w:ascii="Calibri" w:hAnsi="Calibri" w:cs="Calibri"/>
+          <w:sz w:val="18"/>
+          <w:szCs w:val="18"/>
+        </w:rPr>
+        <w:t>Cybersecurity Terminology – LinkedIn Learning (2024)</w:t>
       </w:r>
     </w:p>
     <w:p>
@@ -1015,19 +899,28 @@
           <w:ilvl w:val="0"/>
           <w:numId w:val="5"/>
         </w:numPr>
-        <w:rPr>
-          <w:rFonts w:ascii="Calibri" w:hAnsi="Calibri" w:cs="Calibri"/>
-          <w:sz w:val="20"/>
-          <w:szCs w:val="20"/>
-        </w:rPr>
-      </w:pPr>
-      <w:r>
-        <w:rPr>
-          <w:rFonts w:ascii="Calibri" w:hAnsi="Calibri" w:cs="Calibri"/>
-          <w:sz w:val="20"/>
-          <w:szCs w:val="20"/>
-        </w:rPr>
-        <w:t>Introduction to Cybersecurity | Cisco Networking Academy (2024)</w:t>
+        <w:spacing w:after="0"/>
+        <w:rPr>
+          <w:rFonts w:ascii="Calibri" w:hAnsi="Calibri" w:cs="Calibri"/>
+          <w:sz w:val="18"/>
+          <w:szCs w:val="18"/>
+        </w:rPr>
+      </w:pPr>
+      <w:r>
+        <w:rPr>
+          <w:rFonts w:ascii="Calibri" w:hAnsi="Calibri" w:cs="Calibri"/>
+          <w:sz w:val="18"/>
+          <w:szCs w:val="18"/>
+        </w:rPr>
+        <w:t>Introduction to Cybersecurity – Cisco Networking Academy (2024</w:t>
+      </w:r>
+      <w:r>
+        <w:rPr>
+          <w:rFonts w:ascii="Calibri" w:hAnsi="Calibri" w:cs="Calibri"/>
+          <w:sz w:val="18"/>
+          <w:szCs w:val="18"/>
+        </w:rPr>
+        <w:t>)</w:t>
       </w:r>
     </w:p>
     <w:p>
@@ -1040,6 +933,8 @@
           <w:rFonts w:ascii="Calibri Bold" w:hAnsi="Calibri Bold" w:cs="Calibri"/>
           <w:b/>
           <w:bCs/>
+          <w:sz w:val="22"/>
+          <w:szCs w:val="22"/>
         </w:rPr>
       </w:pPr>
       <w:r>
@@ -1047,6 +942,8 @@
           <w:rFonts w:ascii="Calibri Bold" w:hAnsi="Calibri Bold" w:cs="Calibri"/>
           <w:b/>
           <w:bCs/>
+          <w:sz w:val="22"/>
+          <w:szCs w:val="22"/>
         </w:rPr>
         <w:t>LANGUAGES</w:t>
       </w:r>
@@ -1060,17 +957,25 @@
         <w:spacing w:after="0"/>
         <w:rPr>
           <w:rFonts w:ascii="Calibri" w:hAnsi="Calibri" w:cs="Calibri"/>
-          <w:sz w:val="20"/>
-          <w:szCs w:val="20"/>
-        </w:rPr>
-      </w:pPr>
-      <w:r>
-        <w:rPr>
-          <w:rFonts w:ascii="Calibri" w:hAnsi="Calibri" w:cs="Calibri"/>
-          <w:sz w:val="20"/>
-          <w:szCs w:val="20"/>
-        </w:rPr>
-        <w:t>Marathi (C1 - Proficient)</w:t>
+          <w:sz w:val="18"/>
+          <w:szCs w:val="18"/>
+        </w:rPr>
+      </w:pPr>
+      <w:r>
+        <w:rPr>
+          <w:rFonts w:ascii="Calibri" w:hAnsi="Calibri" w:cs="Calibri"/>
+          <w:sz w:val="18"/>
+          <w:szCs w:val="18"/>
+        </w:rPr>
+        <w:t xml:space="preserve">Marathi </w:t>
+      </w:r>
+      <w:r>
+        <w:rPr>
+          <w:rFonts w:ascii="Calibri" w:hAnsi="Calibri" w:cs="Calibri"/>
+          <w:sz w:val="18"/>
+          <w:szCs w:val="18"/>
+        </w:rPr>
+        <w:t>– Professional Proficiency</w:t>
       </w:r>
     </w:p>
     <w:p>
@@ -1082,25 +987,25 @@
         <w:spacing w:after="0"/>
         <w:rPr>
           <w:rFonts w:ascii="Calibri" w:hAnsi="Calibri" w:cs="Calibri"/>
-          <w:sz w:val="20"/>
-          <w:szCs w:val="20"/>
-        </w:rPr>
-      </w:pPr>
-      <w:r>
-        <w:rPr>
-          <w:rFonts w:ascii="Calibri" w:hAnsi="Calibri" w:cs="Calibri"/>
-          <w:sz w:val="20"/>
-          <w:szCs w:val="20"/>
+          <w:sz w:val="18"/>
+          <w:szCs w:val="18"/>
+        </w:rPr>
+      </w:pPr>
+      <w:r>
+        <w:rPr>
+          <w:rFonts w:ascii="Calibri" w:hAnsi="Calibri" w:cs="Calibri"/>
+          <w:sz w:val="18"/>
+          <w:szCs w:val="18"/>
         </w:rPr>
         <w:t xml:space="preserve">English </w:t>
       </w:r>
       <w:r>
         <w:rPr>
           <w:rFonts w:ascii="Calibri" w:hAnsi="Calibri" w:cs="Calibri"/>
-          <w:sz w:val="20"/>
-          <w:szCs w:val="20"/>
-        </w:rPr>
-        <w:t>(A2 - Elementary)</w:t>
+          <w:sz w:val="18"/>
+          <w:szCs w:val="18"/>
+        </w:rPr>
+        <w:t>– Working Proficiency</w:t>
       </w:r>
     </w:p>
     <w:p>
@@ -1112,15 +1017,56 @@
         <w:spacing w:after="0"/>
         <w:rPr>
           <w:rFonts w:ascii="Calibri" w:hAnsi="Calibri" w:cs="Calibri"/>
-        </w:rPr>
-      </w:pPr>
-      <w:r>
-        <w:rPr>
-          <w:rFonts w:ascii="Calibri" w:hAnsi="Calibri" w:cs="Calibri"/>
-          <w:sz w:val="20"/>
+          <w:sz w:val="22"/>
           <w:szCs w:val="20"/>
         </w:rPr>
-        <w:t>Hindi (A2 - Elementary)</w:t>
+      </w:pPr>
+      <w:r>
+        <w:rPr>
+          <w:rFonts w:ascii="Calibri" w:hAnsi="Calibri" w:cs="Calibri"/>
+          <w:sz w:val="18"/>
+          <w:szCs w:val="18"/>
+        </w:rPr>
+        <w:t xml:space="preserve">Hindi </w:t>
+      </w:r>
+      <w:r>
+        <w:rPr>
+          <w:rFonts w:ascii="Calibri" w:hAnsi="Calibri" w:cs="Calibri"/>
+          <w:sz w:val="18"/>
+          <w:szCs w:val="18"/>
+        </w:rPr>
+        <w:t>– Working Proficiency</w:t>
+      </w:r>
+    </w:p>
+    <w:p>
+      <w:pPr>
+        <w:spacing w:after="0"/>
+        <w:ind w:left="720"/>
+        <w:rPr>
+          <w:rFonts w:ascii="Calibri" w:hAnsi="Calibri" w:cs="Calibri"/>
+          <w:sz w:val="22"/>
+          <w:szCs w:val="20"/>
+        </w:rPr>
+      </w:pPr>
+    </w:p>
+    <w:p>
+      <w:pPr>
+        <w:spacing w:after="0"/>
+        <w:ind w:left="720"/>
+        <w:jc w:val="center"/>
+        <w:rPr>
+          <w:rFonts w:ascii="Calibri" w:hAnsi="Calibri" w:cs="Calibri"/>
+          <w:sz w:val="14"/>
+          <w:szCs w:val="12"/>
+        </w:rPr>
+      </w:pPr>
+      <w:r>
+        <w:rPr>
+          <w:rFonts w:ascii="Calibri" w:hAnsi="Calibri" w:cs="Calibri"/>
+          <w:sz w:val="14"/>
+          <w:szCs w:val="12"/>
+        </w:rPr>
+        <w:t>All security activities were performed in legal, controlled learning environments</w:t>
       </w:r>
     </w:p>
     <w:sectPr>
@@ -1285,6 +1231,119 @@
     </w:lvl>
   </w:abstractNum>
   <w:abstractNum w:abstractNumId="1" w15:restartNumberingAfterBreak="0">
+    <w:nsid w:val="1D574BDF"/>
+    <w:multiLevelType w:val="hybridMultilevel"/>
+    <w:tmpl w:val="CAD029FE"/>
+    <w:lvl w:ilvl="0" w:tplc="40090001">
+      <w:start w:val="1"/>
+      <w:numFmt w:val="bullet"/>
+      <w:lvlText w:val=""/>
+      <w:lvlJc w:val="left"/>
+      <w:pPr>
+        <w:ind w:left="720" w:hanging="360"/>
+      </w:pPr>
+      <w:rPr>
+        <w:rFonts w:ascii="Symbol" w:hAnsi="Symbol" w:hint="default"/>
+      </w:rPr>
+    </w:lvl>
+    <w:lvl w:ilvl="1" w:tplc="40090003" w:tentative="1">
+      <w:start w:val="1"/>
+      <w:numFmt w:val="bullet"/>
+      <w:lvlText w:val="o"/>
+      <w:lvlJc w:val="left"/>
+      <w:pPr>
+        <w:ind w:left="1440" w:hanging="360"/>
+      </w:pPr>
+      <w:rPr>
+        <w:rFonts w:ascii="Courier New" w:hAnsi="Courier New" w:cs="Courier New" w:hint="default"/>
+      </w:rPr>
+    </w:lvl>
+    <w:lvl w:ilvl="2" w:tplc="40090005" w:tentative="1">
+      <w:start w:val="1"/>
+      <w:numFmt w:val="bullet"/>
+      <w:lvlText w:val=""/>
+      <w:lvlJc w:val="left"/>
+      <w:pPr>
+        <w:ind w:left="2160" w:hanging="360"/>
+      </w:pPr>
+      <w:rPr>
+        <w:rFonts w:ascii="Wingdings" w:hAnsi="Wingdings" w:hint="default"/>
+      </w:rPr>
+    </w:lvl>
+    <w:lvl w:ilvl="3" w:tplc="40090001" w:tentative="1">
+      <w:start w:val="1"/>
+      <w:numFmt w:val="bullet"/>
+      <w:lvlText w:val=""/>
+      <w:lvlJc w:val="left"/>
+      <w:pPr>
+        <w:ind w:left="2880" w:hanging="360"/>
+      </w:pPr>
+      <w:rPr>
+        <w:rFonts w:ascii="Symbol" w:hAnsi="Symbol" w:hint="default"/>
+      </w:rPr>
+    </w:lvl>
+    <w:lvl w:ilvl="4" w:tplc="40090003" w:tentative="1">
+      <w:start w:val="1"/>
+      <w:numFmt w:val="bullet"/>
+      <w:lvlText w:val="o"/>
+      <w:lvlJc w:val="left"/>
+      <w:pPr>
+        <w:ind w:left="3600" w:hanging="360"/>
+      </w:pPr>
+      <w:rPr>
+        <w:rFonts w:ascii="Courier New" w:hAnsi="Courier New" w:cs="Courier New" w:hint="default"/>
+      </w:rPr>
+    </w:lvl>
+    <w:lvl w:ilvl="5" w:tplc="40090005" w:tentative="1">
+      <w:start w:val="1"/>
+      <w:numFmt w:val="bullet"/>
+      <w:lvlText w:val=""/>
+      <w:lvlJc w:val="left"/>
+      <w:pPr>
+        <w:ind w:left="4320" w:hanging="360"/>
+      </w:pPr>
+      <w:rPr>
+        <w:rFonts w:ascii="Wingdings" w:hAnsi="Wingdings" w:hint="default"/>
+      </w:rPr>
+    </w:lvl>
+    <w:lvl w:ilvl="6" w:tplc="40090001" w:tentative="1">
+      <w:start w:val="1"/>
+      <w:numFmt w:val="bullet"/>
+      <w:lvlText w:val=""/>
+      <w:lvlJc w:val="left"/>
+      <w:pPr>
+        <w:ind w:left="5040" w:hanging="360"/>
+      </w:pPr>
+      <w:rPr>
+        <w:rFonts w:ascii="Symbol" w:hAnsi="Symbol" w:hint="default"/>
+      </w:rPr>
+    </w:lvl>
+    <w:lvl w:ilvl="7" w:tplc="40090003" w:tentative="1">
+      <w:start w:val="1"/>
+      <w:numFmt w:val="bullet"/>
+      <w:lvlText w:val="o"/>
+      <w:lvlJc w:val="left"/>
+      <w:pPr>
+        <w:ind w:left="5760" w:hanging="360"/>
+      </w:pPr>
+      <w:rPr>
+        <w:rFonts w:ascii="Courier New" w:hAnsi="Courier New" w:cs="Courier New" w:hint="default"/>
+      </w:rPr>
+    </w:lvl>
+    <w:lvl w:ilvl="8" w:tplc="40090005" w:tentative="1">
+      <w:start w:val="1"/>
+      <w:numFmt w:val="bullet"/>
+      <w:lvlText w:val=""/>
+      <w:lvlJc w:val="left"/>
+      <w:pPr>
+        <w:ind w:left="6480" w:hanging="360"/>
+      </w:pPr>
+      <w:rPr>
+        <w:rFonts w:ascii="Wingdings" w:hAnsi="Wingdings" w:hint="default"/>
+      </w:rPr>
+    </w:lvl>
+  </w:abstractNum>
+  <w:abstractNum w:abstractNumId="2" w15:restartNumberingAfterBreak="0">
     <w:nsid w:val="38280912"/>
     <w:multiLevelType w:val="multilevel"/>
     <w:tmpl w:val="4126CDB0"/>
@@ -1433,7 +1492,7 @@
       </w:rPr>
     </w:lvl>
   </w:abstractNum>
-  <w:abstractNum w:abstractNumId="2" w15:restartNumberingAfterBreak="0">
+  <w:abstractNum w:abstractNumId="3" w15:restartNumberingAfterBreak="0">
     <w:nsid w:val="3CB10CAA"/>
     <w:multiLevelType w:val="multilevel"/>
     <w:tmpl w:val="1EA29F4E"/>
@@ -1582,7 +1641,7 @@
       </w:rPr>
     </w:lvl>
   </w:abstractNum>
-  <w:abstractNum w:abstractNumId="3" w15:restartNumberingAfterBreak="0">
+  <w:abstractNum w:abstractNumId="4" w15:restartNumberingAfterBreak="0">
     <w:nsid w:val="4F496E59"/>
     <w:multiLevelType w:val="multilevel"/>
     <w:tmpl w:val="5A086DF4"/>
@@ -1731,7 +1790,7 @@
       </w:rPr>
     </w:lvl>
   </w:abstractNum>
-  <w:abstractNum w:abstractNumId="4" w15:restartNumberingAfterBreak="0">
+  <w:abstractNum w:abstractNumId="5" w15:restartNumberingAfterBreak="0">
     <w:nsid w:val="711B77AF"/>
     <w:multiLevelType w:val="multilevel"/>
     <w:tmpl w:val="6B923E38"/>
@@ -1880,7 +1939,7 @@
       </w:rPr>
     </w:lvl>
   </w:abstractNum>
-  <w:abstractNum w:abstractNumId="5" w15:restartNumberingAfterBreak="0">
+  <w:abstractNum w:abstractNumId="6" w15:restartNumberingAfterBreak="0">
     <w:nsid w:val="7DB55315"/>
     <w:multiLevelType w:val="multilevel"/>
     <w:tmpl w:val="438490CC"/>
@@ -2030,22 +2089,25 @@
     </w:lvl>
   </w:abstractNum>
   <w:num w:numId="1" w16cid:durableId="1465613650">
+    <w:abstractNumId w:val="4"/>
+  </w:num>
+  <w:num w:numId="2" w16cid:durableId="956369614">
+    <w:abstractNumId w:val="6"/>
+  </w:num>
+  <w:num w:numId="3" w16cid:durableId="227423052">
     <w:abstractNumId w:val="3"/>
   </w:num>
-  <w:num w:numId="2" w16cid:durableId="956369614">
-    <w:abstractNumId w:val="5"/>
-  </w:num>
-  <w:num w:numId="3" w16cid:durableId="227423052">
+  <w:num w:numId="4" w16cid:durableId="1035038196">
     <w:abstractNumId w:val="2"/>
   </w:num>
-  <w:num w:numId="4" w16cid:durableId="1035038196">
-    <w:abstractNumId w:val="1"/>
-  </w:num>
   <w:num w:numId="5" w16cid:durableId="750585929">
-    <w:abstractNumId w:val="4"/>
+    <w:abstractNumId w:val="5"/>
   </w:num>
   <w:num w:numId="6" w16cid:durableId="2023626346">
     <w:abstractNumId w:val="0"/>
+  </w:num>
+  <w:num w:numId="7" w16cid:durableId="1752699288">
+    <w:abstractNumId w:val="1"/>
   </w:num>
 </w:numbering>
 </file>

--- a/resume.docx
+++ b/resume.docx
@@ -4,15 +4,16 @@
   <w:body>
     <w:p>
       <w:pPr>
-        <w:spacing w:after="50"/>
-      </w:pPr>
-      <w:r>
-        <w:rPr>
-          <w:b/>
-          <w:bCs/>
-          <w:color w:val="000000"/>
-          <w:sz w:val="56"/>
-          <w:szCs w:val="56"/>
+        <w:spacing w:after="60"/>
+        <w:jc w:val="center"/>
+      </w:pPr>
+      <w:r>
+        <w:rPr>
+          <w:b/>
+          <w:bCs/>
+          <w:color w:val="1A5276"/>
+          <w:sz w:val="52"/>
+          <w:szCs w:val="52"/>
         </w:rPr>
         <w:t>Suraj Apar</w:t>
       </w:r>
@@ -20,70 +21,100 @@
     <w:p>
       <w:pPr>
         <w:spacing w:after="60"/>
+        <w:jc w:val="center"/>
       </w:pPr>
       <w:r>
         <w:rPr>
           <w:i/>
           <w:iCs/>
           <w:color w:val="555555"/>
-          <w:sz w:val="21"/>
-          <w:szCs w:val="21"/>
-        </w:rPr>
-        <w:t>Cybersecurity Student | Offensive Security | SOC &amp; Threat Detection</w:t>
-      </w:r>
-    </w:p>
-    <w:p>
-      <w:pPr>
-        <w:spacing w:after="30"/>
-      </w:pPr>
-      <w:r>
-        <w:rPr>
+          <w:sz w:val="22"/>
+          <w:szCs w:val="22"/>
+        </w:rPr>
+        <w:t xml:space="preserve">Cybersecurity </w:t>
+      </w:r>
+      <w:r>
+        <w:rPr>
+          <w:i/>
+          <w:iCs/>
+          <w:color w:val="555555"/>
+          <w:sz w:val="22"/>
+          <w:szCs w:val="22"/>
+        </w:rPr>
+        <w:t xml:space="preserve">Student </w:t>
+      </w:r>
+      <w:r>
+        <w:rPr>
+          <w:color w:val="555555"/>
+          <w:sz w:val="22"/>
+          <w:szCs w:val="22"/>
+        </w:rPr>
+        <w:t>|</w:t>
+      </w:r>
+      <w:r>
+        <w:rPr>
+          <w:i/>
+          <w:iCs/>
+          <w:color w:val="555555"/>
+          <w:sz w:val="22"/>
+          <w:szCs w:val="22"/>
+        </w:rPr>
+        <w:t xml:space="preserve"> Offensive</w:t>
+      </w:r>
+      <w:r>
+        <w:rPr>
+          <w:i/>
+          <w:iCs/>
+          <w:color w:val="555555"/>
+          <w:sz w:val="22"/>
+          <w:szCs w:val="22"/>
+        </w:rPr>
+        <w:t xml:space="preserve"> Security  </w:t>
+      </w:r>
+      <w:r>
+        <w:rPr>
+          <w:color w:val="555555"/>
+          <w:sz w:val="22"/>
+          <w:szCs w:val="22"/>
+        </w:rPr>
+        <w:t>|</w:t>
+      </w:r>
+      <w:r>
+        <w:rPr>
+          <w:i/>
+          <w:iCs/>
+          <w:color w:val="555555"/>
+          <w:sz w:val="22"/>
+          <w:szCs w:val="22"/>
+        </w:rPr>
+        <w:t xml:space="preserve">  SOC &amp; Threat Detection</w:t>
+      </w:r>
+    </w:p>
+    <w:p>
+      <w:pPr>
+        <w:spacing w:after="40"/>
+        <w:jc w:val="center"/>
+      </w:pPr>
+      <w:r>
+        <w:rPr>
+          <w:color w:val="555555"/>
           <w:sz w:val="19"/>
           <w:szCs w:val="19"/>
         </w:rPr>
-        <w:t>aparsuraj@gmail.com</w:t>
-      </w:r>
-      <w:r>
-        <w:rPr>
-          <w:color w:val="555555"/>
-          <w:sz w:val="19"/>
-          <w:szCs w:val="19"/>
-        </w:rPr>
-        <w:t xml:space="preserve">   |   </w:t>
-      </w:r>
-      <w:r>
-        <w:rPr>
-          <w:sz w:val="19"/>
-          <w:szCs w:val="19"/>
-        </w:rPr>
-        <w:t>+91 93222 28397</w:t>
-      </w:r>
-      <w:r>
-        <w:rPr>
-          <w:color w:val="555555"/>
-          <w:sz w:val="19"/>
-          <w:szCs w:val="19"/>
-        </w:rPr>
-        <w:t xml:space="preserve">   |   </w:t>
-      </w:r>
-      <w:r>
-        <w:rPr>
-          <w:sz w:val="19"/>
-          <w:szCs w:val="19"/>
-        </w:rPr>
-        <w:t>Pune, Maharashtra, India</w:t>
-      </w:r>
-    </w:p>
-    <w:p>
-      <w:pPr>
-        <w:spacing w:after="30"/>
+        <w:t>aparsuraj@gmail.com   |   +91 9322228397   |   Pune, Maharashtra, India</w:t>
+      </w:r>
+    </w:p>
+    <w:p>
+      <w:pPr>
+        <w:spacing w:after="60"/>
+        <w:jc w:val="center"/>
       </w:pPr>
       <w:hyperlink r:id="rId5" w:history="1">
         <w:r>
           <w:rPr>
+            <w:rStyle w:val="Hyperlink"/>
             <w:sz w:val="19"/>
             <w:szCs w:val="19"/>
-            <w:u w:val="single"/>
           </w:rPr>
           <w:t>LinkedIn</w:t>
         </w:r>
@@ -99,9 +130,27 @@
       <w:hyperlink r:id="rId6" w:history="1">
         <w:r>
           <w:rPr>
+            <w:rStyle w:val="Hyperlink"/>
             <w:sz w:val="19"/>
             <w:szCs w:val="19"/>
-            <w:u w:val="single"/>
+          </w:rPr>
+          <w:t>GitHub</w:t>
+        </w:r>
+      </w:hyperlink>
+      <w:r>
+        <w:rPr>
+          <w:color w:val="555555"/>
+          <w:sz w:val="19"/>
+          <w:szCs w:val="19"/>
+        </w:rPr>
+        <w:t xml:space="preserve">   |   </w:t>
+      </w:r>
+      <w:hyperlink r:id="rId7" w:history="1">
+        <w:r>
+          <w:rPr>
+            <w:rStyle w:val="Hyperlink"/>
+            <w:sz w:val="19"/>
+            <w:szCs w:val="19"/>
           </w:rPr>
           <w:t>Portfolio</w:t>
         </w:r>
@@ -114,12 +163,12 @@
         </w:rPr>
         <w:t xml:space="preserve">   |   </w:t>
       </w:r>
-      <w:hyperlink r:id="rId7" w:history="1">
+      <w:hyperlink r:id="rId8" w:history="1">
         <w:r>
           <w:rPr>
+            <w:rStyle w:val="Hyperlink"/>
             <w:sz w:val="19"/>
             <w:szCs w:val="19"/>
-            <w:u w:val="single"/>
           </w:rPr>
           <w:t>TryHackMe (Level 10 – Master)</w:t>
         </w:r>
@@ -132,12 +181,12 @@
         </w:rPr>
         <w:t xml:space="preserve">   |   </w:t>
       </w:r>
-      <w:hyperlink r:id="rId8" w:history="1">
+      <w:hyperlink r:id="rId9" w:history="1">
         <w:r>
           <w:rPr>
+            <w:rStyle w:val="Hyperlink"/>
             <w:sz w:val="19"/>
             <w:szCs w:val="19"/>
-            <w:u w:val="single"/>
           </w:rPr>
           <w:t>Medium Blog</w:t>
         </w:r>
@@ -145,234 +194,360 @@
     </w:p>
     <w:p>
       <w:pPr>
-        <w:spacing w:before="60"/>
-      </w:pPr>
-    </w:p>
-    <w:p>
-      <w:pPr>
         <w:pBdr>
-          <w:bottom w:val="single" w:sz="6" w:space="1" w:color="AAAAAA"/>
+          <w:bottom w:val="single" w:sz="16" w:space="1" w:color="1A5276"/>
+        </w:pBdr>
+        <w:spacing w:after="120"/>
+      </w:pPr>
+    </w:p>
+    <w:p>
+      <w:pPr>
+        <w:spacing w:before="220"/>
+      </w:pPr>
+      <w:r>
+        <w:rPr>
+          <w:b/>
+          <w:bCs/>
+          <w:caps/>
+          <w:color w:val="1A5276"/>
+          <w:sz w:val="22"/>
+          <w:szCs w:val="22"/>
+        </w:rPr>
+        <w:t>PROFESSIONAL SUMMARY</w:t>
+      </w:r>
+    </w:p>
+    <w:p>
+      <w:pPr>
+        <w:pBdr>
+          <w:bottom w:val="single" w:sz="8" w:space="1" w:color="1A5276"/>
         </w:pBdr>
         <w:spacing w:after="80"/>
       </w:pPr>
     </w:p>
     <w:p>
       <w:pPr>
-        <w:spacing w:before="200" w:after="60"/>
-      </w:pPr>
-      <w:r>
-        <w:rPr>
-          <w:b/>
-          <w:bCs/>
-          <w:color w:val="1F1F1F"/>
-          <w:spacing w:val="60"/>
-          <w:sz w:val="22"/>
-          <w:szCs w:val="22"/>
-        </w:rPr>
-        <w:t>PROFESSIONAL SUMMARY</w:t>
+        <w:spacing w:before="80" w:after="60"/>
+      </w:pPr>
+      <w:r>
+        <w:rPr>
+          <w:color w:val="000000"/>
+        </w:rPr>
+        <w:t>Entry-level cybersecurity professional pursuing a B.Sc. in Cyber &amp; Digital Science, with demonstrated hands-on skills in penetration testing, vulnerability assessment, and web application security. Completed 4 structured TryHackMe learning paths including Junior Penetration Tester, achieving Level 10 Master rank — placing in approximately the top 5% of platform users. Published security research in InfoSec Write-ups (Medium). Proficient in industry-standard tools including Burp Suite, Nmap, Metasploit Framework, and Wireshark. Seeking an entry-level SOC Analyst, Junior Penetration Tester, or Security Analyst role where hands-on skills and self-driven learning can deliver immediate value.</w:t>
+      </w:r>
+    </w:p>
+    <w:p>
+      <w:pPr>
+        <w:spacing w:before="220" w:after="40"/>
+      </w:pPr>
+      <w:r>
+        <w:rPr>
+          <w:b/>
+          <w:bCs/>
+          <w:caps/>
+          <w:color w:val="1A5276"/>
+          <w:sz w:val="22"/>
+          <w:szCs w:val="22"/>
+        </w:rPr>
+        <w:t>TECHNICAL SKILLS</w:t>
       </w:r>
     </w:p>
     <w:p>
       <w:pPr>
         <w:pBdr>
-          <w:bottom w:val="single" w:sz="6" w:space="1" w:color="AAAAAA"/>
+          <w:bottom w:val="single" w:sz="8" w:space="1" w:color="1A5276"/>
         </w:pBdr>
         <w:spacing w:after="80"/>
       </w:pPr>
     </w:p>
     <w:p>
       <w:pPr>
-        <w:spacing w:before="80" w:after="120"/>
-      </w:pPr>
-      <w:r>
-        <w:t xml:space="preserve">Entry-level cybersecurity professional pursuing a B.Sc. in Cyber &amp; Digital Science, with demonstrated hands-on skills in penetration testing, vulnerability assessment, and web application security. Completed 4 structured TryHackMe learning paths including Junior Penetration Tester, achieving Level 10 Master rank — placing in approximately the top 5% of platform users. Published security </w:t>
-      </w:r>
-      <w:r>
-        <w:t>blogs</w:t>
-      </w:r>
-      <w:r>
-        <w:t xml:space="preserve"> in InfoSec Write-ups (Medium). Proficient in industry-standard tools including Burp Suite, Nmap, Metasploit, and Wireshark. Seeking an entry-level SOC Analyst, Junior Penetration Tester, or Security Analyst role where hands-on skills and self-driven learning can deliver immediate value.</w:t>
-      </w:r>
-    </w:p>
-    <w:p>
-      <w:pPr>
-        <w:spacing w:before="200" w:after="60"/>
-      </w:pPr>
-      <w:r>
-        <w:rPr>
-          <w:b/>
-          <w:bCs/>
-          <w:color w:val="1F1F1F"/>
-          <w:spacing w:val="60"/>
-          <w:sz w:val="22"/>
-          <w:szCs w:val="22"/>
-        </w:rPr>
-        <w:t>TECHNICAL SKILLS</w:t>
+        <w:spacing w:before="80"/>
+      </w:pPr>
+    </w:p>
+    <w:p>
+      <w:pPr>
+        <w:spacing w:before="40" w:after="40"/>
+      </w:pPr>
+      <w:r>
+        <w:rPr>
+          <w:b/>
+          <w:bCs/>
+          <w:color w:val="000000"/>
+        </w:rPr>
+        <w:t xml:space="preserve">Offensive Security Tools:  </w:t>
+      </w:r>
+      <w:r>
+        <w:rPr>
+          <w:color w:val="000000"/>
+        </w:rPr>
+        <w:t>Burp Suite, Nmap, Metasploit Framework (MSF), SQLMap, Hydra, Gobuster, Netcat</w:t>
+      </w:r>
+    </w:p>
+    <w:p>
+      <w:pPr>
+        <w:spacing w:before="40" w:after="40"/>
+      </w:pPr>
+      <w:r>
+        <w:rPr>
+          <w:b/>
+          <w:bCs/>
+          <w:color w:val="000000"/>
+        </w:rPr>
+        <w:t xml:space="preserve">Defensive / SOC Tools:  </w:t>
+      </w:r>
+      <w:r>
+        <w:rPr>
+          <w:color w:val="000000"/>
+        </w:rPr>
+        <w:t>Wireshark (packet analysis), log analysis, intrusion detection concepts</w:t>
+      </w:r>
+    </w:p>
+    <w:p>
+      <w:pPr>
+        <w:spacing w:before="40" w:after="40"/>
+      </w:pPr>
+      <w:r>
+        <w:rPr>
+          <w:b/>
+          <w:bCs/>
+          <w:color w:val="000000"/>
+        </w:rPr>
+        <w:t xml:space="preserve">Frameworks &amp; Standards:  </w:t>
+      </w:r>
+      <w:r>
+        <w:rPr>
+          <w:color w:val="000000"/>
+        </w:rPr>
+        <w:t>OWASP Top 10, CVE/CVSS scoring</w:t>
+      </w:r>
+    </w:p>
+    <w:p>
+      <w:pPr>
+        <w:spacing w:before="40" w:after="40"/>
+      </w:pPr>
+      <w:r>
+        <w:rPr>
+          <w:b/>
+          <w:bCs/>
+          <w:color w:val="000000"/>
+        </w:rPr>
+        <w:t xml:space="preserve">Security Domains:  </w:t>
+      </w:r>
+      <w:r>
+        <w:rPr>
+          <w:color w:val="000000"/>
+        </w:rPr>
+        <w:t>Web Application Security, Network Reconnaissance &amp; Scanning, Windows &amp; Linux Privilege Escalation, Service Enumeration &amp; Fingerprinting, Vulnerability Assessment &amp; Reporting, Security Auditing Fundamentals, Digital Forensics (Introductory), Incident Response Concepts</w:t>
+      </w:r>
+    </w:p>
+    <w:p>
+      <w:pPr>
+        <w:spacing w:before="40" w:after="40"/>
+      </w:pPr>
+      <w:r>
+        <w:rPr>
+          <w:b/>
+          <w:bCs/>
+          <w:color w:val="000000"/>
+        </w:rPr>
+        <w:t xml:space="preserve">Operating Systems:  </w:t>
+      </w:r>
+      <w:r>
+        <w:rPr>
+          <w:color w:val="000000"/>
+        </w:rPr>
+        <w:t>Kali Linux, Ubuntu, Windows</w:t>
+      </w:r>
+    </w:p>
+    <w:p>
+      <w:pPr>
+        <w:spacing w:before="40" w:after="40"/>
+      </w:pPr>
+      <w:r>
+        <w:rPr>
+          <w:b/>
+          <w:bCs/>
+          <w:color w:val="000000"/>
+        </w:rPr>
+        <w:t xml:space="preserve">Scripting &amp; Development:  </w:t>
+      </w:r>
+      <w:r>
+        <w:rPr>
+          <w:color w:val="000000"/>
+        </w:rPr>
+        <w:t>Python (automation scripts), Bash (security tooling)</w:t>
+      </w:r>
+    </w:p>
+    <w:p>
+      <w:pPr>
+        <w:spacing w:before="40" w:after="40"/>
+      </w:pPr>
+      <w:r>
+        <w:rPr>
+          <w:b/>
+          <w:bCs/>
+          <w:color w:val="000000"/>
+        </w:rPr>
+        <w:t xml:space="preserve">Concepts:  </w:t>
+      </w:r>
+      <w:r>
+        <w:rPr>
+          <w:color w:val="000000"/>
+        </w:rPr>
+        <w:t>TCP/IP, DNS, HTTP/HTTPS, OSI model, CTF methodology</w:t>
+      </w:r>
+    </w:p>
+    <w:p>
+      <w:pPr>
+        <w:spacing w:before="220" w:after="40"/>
+      </w:pPr>
+      <w:r>
+        <w:rPr>
+          <w:b/>
+          <w:bCs/>
+          <w:caps/>
+          <w:color w:val="1A5276"/>
+          <w:sz w:val="22"/>
+          <w:szCs w:val="22"/>
+        </w:rPr>
+        <w:t>PROJECTS</w:t>
       </w:r>
     </w:p>
     <w:p>
       <w:pPr>
         <w:pBdr>
-          <w:bottom w:val="single" w:sz="6" w:space="1" w:color="AAAAAA"/>
+          <w:bottom w:val="single" w:sz="8" w:space="1" w:color="1A5276"/>
         </w:pBdr>
         <w:spacing w:after="80"/>
       </w:pPr>
     </w:p>
     <w:p>
       <w:pPr>
-        <w:spacing w:before="80"/>
-      </w:pPr>
-    </w:p>
-    <w:p>
-      <w:pPr>
-        <w:spacing w:after="50"/>
-      </w:pPr>
-      <w:r>
-        <w:rPr>
-          <w:b/>
-          <w:bCs/>
-          <w:color w:val="1F1F1F"/>
-        </w:rPr>
-        <w:t xml:space="preserve">Offensive Security Tools: </w:t>
-      </w:r>
-      <w:r>
-        <w:t xml:space="preserve">Burp Suite, Nmap, Metasploit Framework, </w:t>
-      </w:r>
-      <w:proofErr w:type="spellStart"/>
-      <w:r>
-        <w:t>SQLMap</w:t>
-      </w:r>
-      <w:proofErr w:type="spellEnd"/>
-      <w:r>
-        <w:t xml:space="preserve">, Hydra, </w:t>
-      </w:r>
-      <w:proofErr w:type="spellStart"/>
-      <w:r>
-        <w:t>Gobuster</w:t>
-      </w:r>
-      <w:proofErr w:type="spellEnd"/>
-    </w:p>
-    <w:p>
-      <w:pPr>
-        <w:spacing w:after="50"/>
-      </w:pPr>
-      <w:r>
-        <w:rPr>
-          <w:b/>
-          <w:bCs/>
-          <w:color w:val="1F1F1F"/>
-        </w:rPr>
-        <w:t xml:space="preserve">Defensive / SOC Tools: </w:t>
-      </w:r>
-      <w:r>
-        <w:t>Wireshark (packet analysis), basic log analysis, intrusion detection concepts</w:t>
-      </w:r>
-    </w:p>
-    <w:p>
-      <w:pPr>
-        <w:spacing w:after="50"/>
-      </w:pPr>
-      <w:r>
-        <w:rPr>
-          <w:b/>
-          <w:bCs/>
-          <w:color w:val="1F1F1F"/>
-        </w:rPr>
-        <w:t xml:space="preserve">Frameworks &amp; Standards: </w:t>
-      </w:r>
-      <w:r>
-        <w:t>OWASP Top 10, MITRE ATT&amp;CK (awareness), CVE/CVSS scoring</w:t>
-      </w:r>
-    </w:p>
-    <w:p>
-      <w:pPr>
-        <w:spacing w:after="50"/>
-      </w:pPr>
-      <w:r>
-        <w:rPr>
-          <w:b/>
-          <w:bCs/>
-          <w:color w:val="1F1F1F"/>
-        </w:rPr>
-        <w:t xml:space="preserve">Security Domains: </w:t>
-      </w:r>
-      <w:r>
-        <w:t>Web Application Security, Network Reconnaissance, Linux Privilege Escalation, Vulnerability Assessment, Digital Forensics (Introductory), Incident Response Concepts</w:t>
-      </w:r>
-    </w:p>
-    <w:p>
-      <w:pPr>
-        <w:spacing w:after="50"/>
-      </w:pPr>
-      <w:r>
-        <w:rPr>
-          <w:b/>
-          <w:bCs/>
-          <w:color w:val="1F1F1F"/>
-        </w:rPr>
-        <w:t xml:space="preserve">Operating Systems: </w:t>
-      </w:r>
-      <w:r>
-        <w:t>Kali Linux, Ubuntu, Windows</w:t>
-      </w:r>
-    </w:p>
-    <w:p>
-      <w:pPr>
-        <w:spacing w:after="50"/>
-      </w:pPr>
-      <w:r>
-        <w:rPr>
-          <w:b/>
-          <w:bCs/>
-          <w:color w:val="1F1F1F"/>
-        </w:rPr>
-        <w:t xml:space="preserve">Scripting &amp; Development: </w:t>
-      </w:r>
-      <w:r>
-        <w:t>Python (automation scripts), Bash (security tooling)</w:t>
-      </w:r>
-    </w:p>
-    <w:p>
-      <w:pPr>
-        <w:spacing w:after="50"/>
-      </w:pPr>
-      <w:r>
-        <w:rPr>
-          <w:b/>
-          <w:bCs/>
-          <w:color w:val="1F1F1F"/>
-        </w:rPr>
-        <w:t xml:space="preserve">Concepts: </w:t>
-      </w:r>
-      <w:r>
-        <w:t>TCP/IP, DNS, HTTP/HTTPS, OSI model, Active Directory (awareness), CTF methodology</w:t>
-      </w:r>
-    </w:p>
-    <w:p>
-      <w:pPr>
-        <w:spacing w:before="60"/>
-      </w:pPr>
-    </w:p>
-    <w:p>
-      <w:pPr>
-        <w:spacing w:before="200" w:after="60"/>
-      </w:pPr>
-      <w:r>
-        <w:rPr>
-          <w:b/>
-          <w:bCs/>
-          <w:color w:val="1F1F1F"/>
-          <w:spacing w:val="60"/>
-          <w:sz w:val="22"/>
-          <w:szCs w:val="22"/>
-        </w:rPr>
-        <w:t>PROJECTS</w:t>
+        <w:tabs>
+          <w:tab w:val="right" w:pos="9000"/>
+        </w:tabs>
+        <w:spacing w:before="140" w:after="20"/>
+      </w:pPr>
+      <w:r>
+        <w:rPr>
+          <w:b/>
+          <w:bCs/>
+          <w:color w:val="000000"/>
+          <w:sz w:val="22"/>
+          <w:szCs w:val="22"/>
+        </w:rPr>
+        <w:t>File &amp; Directory Integrity Checker</w:t>
+      </w:r>
+      <w:r>
+        <w:rPr>
+          <w:color w:val="555555"/>
+          <w:sz w:val="22"/>
+          <w:szCs w:val="22"/>
+        </w:rPr>
+        <w:t xml:space="preserve"> — Personal Project</w:t>
+      </w:r>
+      <w:r>
+        <w:rPr>
+          <w:sz w:val="22"/>
+          <w:szCs w:val="22"/>
+        </w:rPr>
+        <w:tab/>
+      </w:r>
+      <w:r>
+        <w:rPr>
+          <w:i/>
+          <w:iCs/>
+          <w:color w:val="555555"/>
+        </w:rPr>
+        <w:t>2025</w:t>
+      </w:r>
+    </w:p>
+    <w:p>
+      <w:pPr>
+        <w:pStyle w:val="ListParagraph"/>
+        <w:numPr>
+          <w:ilvl w:val="0"/>
+          <w:numId w:val="2"/>
+        </w:numPr>
+        <w:spacing w:before="30" w:after="30"/>
+      </w:pPr>
+      <w:r>
+        <w:rPr>
+          <w:color w:val="000000"/>
+        </w:rPr>
+        <w:t>Engineered a Bash-based cryptographic integrity verification tool that hashes files and directories and flags unauthorized modifications — directly applicable to host-based intrusion detection.</w:t>
+      </w:r>
+    </w:p>
+    <w:p>
+      <w:pPr>
+        <w:pStyle w:val="ListParagraph"/>
+        <w:numPr>
+          <w:ilvl w:val="0"/>
+          <w:numId w:val="2"/>
+        </w:numPr>
+        <w:spacing w:before="30" w:after="30"/>
+      </w:pPr>
+      <w:r>
+        <w:rPr>
+          <w:color w:val="000000"/>
+        </w:rPr>
+        <w:t>Automated detection of tampered files using SHA-256 hashing, reducing manual verification effort by ~60–70% (estimated).</w:t>
+      </w:r>
+    </w:p>
+    <w:p>
+      <w:pPr>
+        <w:pStyle w:val="ListParagraph"/>
+        <w:numPr>
+          <w:ilvl w:val="0"/>
+          <w:numId w:val="2"/>
+        </w:numPr>
+        <w:spacing w:before="30" w:after="30"/>
+      </w:pPr>
+      <w:r>
+        <w:rPr>
+          <w:color w:val="000000"/>
+        </w:rPr>
+        <w:t>Designed tool output to mirror incident response workflows, producing structured alerts consumable by a SOC analyst during a live investigation.</w:t>
+      </w:r>
+    </w:p>
+    <w:p>
+      <w:pPr>
+        <w:pStyle w:val="ListParagraph"/>
+        <w:numPr>
+          <w:ilvl w:val="0"/>
+          <w:numId w:val="2"/>
+        </w:numPr>
+        <w:spacing w:before="30" w:after="30"/>
+      </w:pPr>
+      <w:hyperlink r:id="rId10" w:history="1">
+        <w:r>
+          <w:rPr>
+            <w:rStyle w:val="Hyperlink"/>
+          </w:rPr>
+          <w:t>Demonstrates core skills: Bash scripting, file system forensics, security automation, and understanding of integrity-based detection.</w:t>
+        </w:r>
+      </w:hyperlink>
+    </w:p>
+    <w:p>
+      <w:pPr>
+        <w:spacing w:before="220" w:after="40"/>
+      </w:pPr>
+      <w:r>
+        <w:rPr>
+          <w:b/>
+          <w:bCs/>
+          <w:caps/>
+          <w:color w:val="1A5276"/>
+          <w:sz w:val="22"/>
+          <w:szCs w:val="22"/>
+        </w:rPr>
+        <w:t>SECURITY RESEARCH &amp; PUBLICATIONS</w:t>
       </w:r>
     </w:p>
     <w:p>
       <w:pPr>
         <w:pBdr>
-          <w:bottom w:val="single" w:sz="6" w:space="1" w:color="AAAAAA"/>
+          <w:bottom w:val="single" w:sz="8" w:space="1" w:color="1A5276"/>
         </w:pBdr>
         <w:spacing w:after="80"/>
       </w:pPr>
@@ -380,36 +555,92 @@
     <w:p>
       <w:pPr>
         <w:tabs>
-          <w:tab w:val="right" w:pos="9026"/>
+          <w:tab w:val="right" w:pos="9000"/>
         </w:tabs>
-        <w:spacing w:before="140" w:after="40"/>
-      </w:pPr>
-      <w:hyperlink r:id="rId9" w:history="1">
+        <w:spacing w:before="140" w:after="20"/>
+      </w:pPr>
+      <w:r>
+        <w:rPr>
+          <w:b/>
+          <w:bCs/>
+          <w:color w:val="000000"/>
+          <w:sz w:val="22"/>
+          <w:szCs w:val="22"/>
+        </w:rPr>
+        <w:t>Technical Author</w:t>
+      </w:r>
+      <w:r>
+        <w:rPr>
+          <w:color w:val="555555"/>
+          <w:sz w:val="22"/>
+          <w:szCs w:val="22"/>
+        </w:rPr>
+        <w:t xml:space="preserve"> — InfoSec Write-ups (Medium)</w:t>
+      </w:r>
+      <w:r>
+        <w:rPr>
+          <w:sz w:val="22"/>
+          <w:szCs w:val="22"/>
+        </w:rPr>
+        <w:tab/>
+      </w:r>
+      <w:r>
+        <w:rPr>
+          <w:i/>
+          <w:iCs/>
+          <w:color w:val="555555"/>
+        </w:rPr>
+        <w:t>2025</w:t>
+      </w:r>
+    </w:p>
+    <w:p>
+      <w:pPr>
+        <w:pStyle w:val="ListParagraph"/>
+        <w:numPr>
+          <w:ilvl w:val="0"/>
+          <w:numId w:val="2"/>
+        </w:numPr>
+        <w:spacing w:before="40" w:after="10"/>
+      </w:pPr>
+      <w:hyperlink r:id="rId11" w:history="1">
         <w:r>
           <w:rPr>
             <w:rStyle w:val="Hyperlink"/>
             <w:b/>
             <w:bCs/>
-            <w:color w:val="000000" w:themeColor="text1"/>
-            <w:sz w:val="21"/>
-            <w:szCs w:val="21"/>
           </w:rPr>
-          <w:t>File &amp; Directory Integrity Checker</w:t>
+          <w:t>"Before You Touch Nmap: Networking Fundamentals Every Beginner Must Understand</w:t>
+        </w:r>
+        <w:r>
+          <w:rPr>
+            <w:rStyle w:val="Hyperlink"/>
+            <w:b/>
+            <w:bCs/>
+          </w:rPr>
+          <w:t xml:space="preserve"> (Part 1)</w:t>
+        </w:r>
+        <w:r>
+          <w:rPr>
+            <w:rStyle w:val="Hyperlink"/>
+            <w:b/>
+            <w:bCs/>
+          </w:rPr>
+          <w:t>"</w:t>
         </w:r>
       </w:hyperlink>
-      <w:r>
-        <w:t xml:space="preserve"> — Personal Project</w:t>
-      </w:r>
+    </w:p>
+    <w:p>
+      <w:pPr>
+        <w:spacing w:after="30"/>
+        <w:ind w:left="360"/>
+      </w:pPr>
       <w:r>
         <w:rPr>
           <w:i/>
           <w:iCs/>
           <w:color w:val="555555"/>
-          <w:sz w:val="19"/>
-          <w:szCs w:val="19"/>
-        </w:rPr>
-        <w:tab/>
-        <w:t>2025</w:t>
+        </w:rPr>
+        <w:t>Covers TCP/IP, subnetting, OSI model, DNS, and their application to network reconnaissance — demonstrates foundational knowledge essential for both offensive and defensive roles.</w:t>
       </w:r>
     </w:p>
     <w:p>
@@ -419,10 +650,31 @@
           <w:ilvl w:val="0"/>
           <w:numId w:val="2"/>
         </w:numPr>
-        <w:spacing w:after="50"/>
-      </w:pPr>
-      <w:r>
-        <w:t>Engineered a Bash-based cryptographic integrity verification tool that hashes files and directories and flags unauthorized modifications — directly applicable to host-based intrusion detection.</w:t>
+        <w:spacing w:before="40" w:after="10"/>
+      </w:pPr>
+      <w:hyperlink r:id="rId12" w:history="1">
+        <w:r>
+          <w:rPr>
+            <w:rStyle w:val="Hyperlink"/>
+            <w:b/>
+            <w:bCs/>
+          </w:rPr>
+          <w:t>"Nmap Host Discovery — Finding Targets Without Making Noise (Part 2)"</w:t>
+        </w:r>
+      </w:hyperlink>
+    </w:p>
+    <w:p>
+      <w:pPr>
+        <w:spacing w:after="30"/>
+        <w:ind w:left="360"/>
+      </w:pPr>
+      <w:r>
+        <w:rPr>
+          <w:i/>
+          <w:iCs/>
+          <w:color w:val="555555"/>
+        </w:rPr>
+        <w:t>Deep dives into stealth scanning techniques, host discovery flags, and minimising detection footprint — demonstrates practical offensive reconnaissance skills.</w:t>
       </w:r>
     </w:p>
     <w:p>
@@ -432,19 +684,31 @@
           <w:ilvl w:val="0"/>
           <w:numId w:val="2"/>
         </w:numPr>
-        <w:spacing w:after="50"/>
-      </w:pPr>
-      <w:r>
-        <w:t xml:space="preserve">Automated detection of tampered files using SHA-256 hashing, reducing manual verification effort by </w:t>
-      </w:r>
-      <w:r>
-        <w:t>~</w:t>
-      </w:r>
-      <w:r>
-        <w:t>60–70% (estimated)</w:t>
-      </w:r>
-      <w:r>
-        <w:t>.</w:t>
+        <w:spacing w:before="40" w:after="10"/>
+      </w:pPr>
+      <w:hyperlink r:id="rId13" w:history="1">
+        <w:r>
+          <w:rPr>
+            <w:rStyle w:val="Hyperlink"/>
+            <w:b/>
+            <w:bCs/>
+          </w:rPr>
+          <w:t>"Host &amp; Network Penetration Testing: System/Host Based Attacks CTF-2 — eJPT (INE)"</w:t>
+        </w:r>
+      </w:hyperlink>
+    </w:p>
+    <w:p>
+      <w:pPr>
+        <w:spacing w:after="30"/>
+        <w:ind w:left="360"/>
+      </w:pPr>
+      <w:r>
+        <w:rPr>
+          <w:i/>
+          <w:iCs/>
+          <w:color w:val="555555"/>
+        </w:rPr>
+        <w:t>Documents exploitation of Windows and Linux vulnerabilities including privilege escalation and service abuse — demonstrates structured methodology and technical reporting ability.</w:t>
       </w:r>
     </w:p>
     <w:p>
@@ -454,10 +718,110 @@
           <w:ilvl w:val="0"/>
           <w:numId w:val="2"/>
         </w:numPr>
-        <w:spacing w:after="50"/>
-      </w:pPr>
-      <w:r>
-        <w:t>Designed tool output to mirror incident response workflows, producing structured alerts consumable by a SOC analyst during a live investigation.</w:t>
+        <w:spacing w:before="40" w:after="10"/>
+      </w:pPr>
+      <w:hyperlink r:id="rId14" w:history="1">
+        <w:r>
+          <w:rPr>
+            <w:rStyle w:val="Hyperlink"/>
+            <w:b/>
+            <w:bCs/>
+          </w:rPr>
+          <w:t>"Vulnerability Assessment CTF-1 — eJPT (INE)"</w:t>
+        </w:r>
+      </w:hyperlink>
+    </w:p>
+    <w:p>
+      <w:pPr>
+        <w:spacing w:after="30"/>
+        <w:ind w:left="360"/>
+      </w:pPr>
+      <w:r>
+        <w:rPr>
+          <w:i/>
+          <w:iCs/>
+          <w:color w:val="555555"/>
+        </w:rPr>
+        <w:t>Documents web enumeration, hidden endpoint discovery, and vulnerability identification methodology used in a structured assessment simulation.</w:t>
+      </w:r>
+    </w:p>
+    <w:p>
+      <w:pPr>
+        <w:spacing w:before="40"/>
+        <w:ind w:left="360"/>
+      </w:pPr>
+      <w:r>
+        <w:rPr>
+          <w:i/>
+          <w:iCs/>
+          <w:color w:val="555555"/>
+        </w:rPr>
+        <w:t>Technical writing demonstrates ability to produce clear, structured security documentation — a core deliverable in both penetration testing reports and SOC incident reports.</w:t>
+      </w:r>
+    </w:p>
+    <w:p>
+      <w:pPr>
+        <w:spacing w:before="220"/>
+      </w:pPr>
+      <w:r>
+        <w:rPr>
+          <w:b/>
+          <w:bCs/>
+          <w:caps/>
+          <w:color w:val="1A5276"/>
+          <w:sz w:val="22"/>
+          <w:szCs w:val="22"/>
+        </w:rPr>
+        <w:t>HANDS-ON LAB TRAINING — TRYHACKME</w:t>
+      </w:r>
+    </w:p>
+    <w:p>
+      <w:pPr>
+        <w:pBdr>
+          <w:bottom w:val="single" w:sz="8" w:space="1" w:color="1A5276"/>
+        </w:pBdr>
+        <w:spacing w:after="80"/>
+      </w:pPr>
+    </w:p>
+    <w:p>
+      <w:pPr>
+        <w:tabs>
+          <w:tab w:val="right" w:pos="9000"/>
+        </w:tabs>
+        <w:spacing w:before="140" w:after="20"/>
+      </w:pPr>
+      <w:r>
+        <w:rPr>
+          <w:b/>
+          <w:bCs/>
+          <w:color w:val="000000"/>
+          <w:sz w:val="22"/>
+          <w:szCs w:val="22"/>
+        </w:rPr>
+        <w:t>Platform Rank: Level 10 – 0xB [Master]</w:t>
+      </w:r>
+      <w:r>
+        <w:rPr>
+          <w:color w:val="555555"/>
+          <w:sz w:val="22"/>
+          <w:szCs w:val="22"/>
+        </w:rPr>
+        <w:t xml:space="preserve"> — TryHackMe</w:t>
+      </w:r>
+      <w:r>
+        <w:rPr>
+          <w:sz w:val="22"/>
+          <w:szCs w:val="22"/>
+        </w:rPr>
+        <w:tab/>
+      </w:r>
+      <w:r>
+        <w:rPr>
+          <w:i/>
+          <w:iCs/>
+          <w:color w:val="555555"/>
+        </w:rPr>
+        <w:t>2024 – 2025</w:t>
       </w:r>
     </w:p>
     <w:p>
@@ -467,71 +831,13 @@
           <w:ilvl w:val="0"/>
           <w:numId w:val="2"/>
         </w:numPr>
-        <w:spacing w:after="50"/>
-      </w:pPr>
-      <w:r>
-        <w:t>Demonstrates core skills: Bash scripting, file system forensics, security automation, and understanding of integrity-based detection.</w:t>
-      </w:r>
-    </w:p>
-    <w:p>
-      <w:pPr>
-        <w:spacing w:before="60"/>
-      </w:pPr>
-    </w:p>
-    <w:p>
-      <w:pPr>
-        <w:spacing w:before="200" w:after="60"/>
-      </w:pPr>
-      <w:r>
-        <w:rPr>
-          <w:b/>
-          <w:bCs/>
-          <w:color w:val="1F1F1F"/>
-          <w:spacing w:val="60"/>
-          <w:sz w:val="22"/>
-          <w:szCs w:val="22"/>
-        </w:rPr>
-        <w:t>SECURITY RESEARCH &amp; PUBLICATIONS</w:t>
-      </w:r>
-    </w:p>
-    <w:p>
-      <w:pPr>
-        <w:pBdr>
-          <w:bottom w:val="single" w:sz="6" w:space="1" w:color="AAAAAA"/>
-        </w:pBdr>
-        <w:spacing w:after="80"/>
-      </w:pPr>
-    </w:p>
-    <w:p>
-      <w:pPr>
-        <w:tabs>
-          <w:tab w:val="right" w:pos="9026"/>
-        </w:tabs>
-        <w:spacing w:before="140" w:after="40"/>
-      </w:pPr>
-      <w:r>
-        <w:rPr>
-          <w:b/>
-          <w:bCs/>
-          <w:color w:val="1F1F1F"/>
-          <w:sz w:val="21"/>
-          <w:szCs w:val="21"/>
-        </w:rPr>
-        <w:t>Technical Author</w:t>
-      </w:r>
-      <w:r>
-        <w:t xml:space="preserve"> — InfoSec Write-ups (Medium)</w:t>
-      </w:r>
-      <w:r>
-        <w:rPr>
-          <w:i/>
-          <w:iCs/>
-          <w:color w:val="555555"/>
-          <w:sz w:val="19"/>
-          <w:szCs w:val="19"/>
-        </w:rPr>
-        <w:tab/>
-        <w:t>2025</w:t>
+        <w:spacing w:before="30" w:after="30"/>
+      </w:pPr>
+      <w:r>
+        <w:rPr>
+          <w:color w:val="000000"/>
+        </w:rPr>
+        <w:t>Completed Junior Penetration Tester path: reconnaissance, exploitation, post-exploitation, web hacking.</w:t>
       </w:r>
     </w:p>
     <w:p>
@@ -541,22 +847,13 @@
           <w:ilvl w:val="0"/>
           <w:numId w:val="2"/>
         </w:numPr>
-        <w:spacing w:after="50"/>
-      </w:pPr>
-      <w:r>
-        <w:t>Published "</w:t>
-      </w:r>
-      <w:hyperlink r:id="rId10" w:history="1">
-        <w:r>
-          <w:rPr>
-            <w:rStyle w:val="Hyperlink"/>
-            <w:color w:val="000000" w:themeColor="text1"/>
-          </w:rPr>
-          <w:t>Before You Touch Nmap: Networking Fundamentals Every Beginner Must Understand</w:t>
-        </w:r>
-      </w:hyperlink>
-      <w:r>
-        <w:t>" — covering TCP/IP, subnetting, OSI model, DNS, and their relevance to network reconnaissance; received engagement from the InfoSec Write-ups community.</w:t>
+        <w:spacing w:before="30" w:after="30"/>
+      </w:pPr>
+      <w:r>
+        <w:rPr>
+          <w:color w:val="000000"/>
+        </w:rPr>
+        <w:t>Completed Web Fundamentals path: OWASP Top 10 vulnerabilities (SQLi, XSS, IDOR, broken auth), Burp Suite interception, and web enumeration techniques.</w:t>
       </w:r>
     </w:p>
     <w:p>
@@ -566,22 +863,13 @@
           <w:ilvl w:val="0"/>
           <w:numId w:val="2"/>
         </w:numPr>
-        <w:spacing w:after="50"/>
-      </w:pPr>
-      <w:r>
-        <w:t>Published "</w:t>
-      </w:r>
-      <w:hyperlink r:id="rId11" w:history="1">
-        <w:r>
-          <w:rPr>
-            <w:rStyle w:val="Hyperlink"/>
-            <w:color w:val="000000" w:themeColor="text1"/>
-          </w:rPr>
-          <w:t>Vulnerability Assessment CTF-1 – eJPT (INE)</w:t>
-        </w:r>
-      </w:hyperlink>
-      <w:r>
-        <w:t>" — documented web enumeration, hidden endpoint discovery, and vulnerability identification methodology used in a structured assessment simulation.</w:t>
+        <w:spacing w:before="30" w:after="30"/>
+      </w:pPr>
+      <w:r>
+        <w:rPr>
+          <w:color w:val="000000"/>
+        </w:rPr>
+        <w:t>Completed Cyber Security 101 path: SOC fundamentals, threat intelligence, SIEM concepts, log analysis, and incident triage workflows.</w:t>
       </w:r>
     </w:p>
     <w:p>
@@ -591,71 +879,13 @@
           <w:ilvl w:val="0"/>
           <w:numId w:val="2"/>
         </w:numPr>
-        <w:spacing w:after="50"/>
-      </w:pPr>
-      <w:r>
-        <w:t>Technical writing demonstrates ability to produce clear, structured security documentation — a core deliverable in both penetration testing (reports) and SOC (incident reports) roles.</w:t>
-      </w:r>
-    </w:p>
-    <w:p>
-      <w:pPr>
-        <w:spacing w:before="60"/>
-      </w:pPr>
-    </w:p>
-    <w:p>
-      <w:pPr>
-        <w:spacing w:before="200" w:after="60"/>
-      </w:pPr>
-      <w:r>
-        <w:rPr>
-          <w:b/>
-          <w:bCs/>
-          <w:color w:val="1F1F1F"/>
-          <w:spacing w:val="60"/>
-          <w:sz w:val="22"/>
-          <w:szCs w:val="22"/>
-        </w:rPr>
-        <w:t>HANDS-ON LAB TRAINING — TRYHACKME</w:t>
-      </w:r>
-    </w:p>
-    <w:p>
-      <w:pPr>
-        <w:pBdr>
-          <w:bottom w:val="single" w:sz="6" w:space="1" w:color="AAAAAA"/>
-        </w:pBdr>
-        <w:spacing w:after="80"/>
-      </w:pPr>
-    </w:p>
-    <w:p>
-      <w:pPr>
-        <w:tabs>
-          <w:tab w:val="right" w:pos="9026"/>
-        </w:tabs>
-        <w:spacing w:before="140" w:after="40"/>
-      </w:pPr>
-      <w:r>
-        <w:rPr>
-          <w:b/>
-          <w:bCs/>
-          <w:color w:val="1F1F1F"/>
-          <w:sz w:val="21"/>
-          <w:szCs w:val="21"/>
-        </w:rPr>
-        <w:t>Platform Rank: Level 10 – 0xB [Master]</w:t>
-      </w:r>
-      <w:r>
-        <w:t xml:space="preserve"> — TryHackMe</w:t>
-      </w:r>
-      <w:r>
-        <w:rPr>
-          <w:i/>
-          <w:iCs/>
-          <w:color w:val="555555"/>
-          <w:sz w:val="19"/>
-          <w:szCs w:val="19"/>
-        </w:rPr>
-        <w:tab/>
-        <w:t>2024 – 2025</w:t>
+        <w:spacing w:before="30" w:after="30"/>
+      </w:pPr>
+      <w:r>
+        <w:rPr>
+          <w:color w:val="000000"/>
+        </w:rPr>
+        <w:t>Completed Pre-Security path: networking (TCP/IP, DNS, HTTP), Linux command line, and Windows Active Directory fundamentals.</w:t>
       </w:r>
     </w:p>
     <w:p>
@@ -665,10 +895,78 @@
           <w:ilvl w:val="0"/>
           <w:numId w:val="2"/>
         </w:numPr>
-        <w:spacing w:after="50"/>
-      </w:pPr>
-      <w:r>
-        <w:t>Completed Junior Penetration Tester path: covered reconnaissance, exploitation, post-exploitation, web hacking, and report writing across 40+ guided rooms.</w:t>
+        <w:spacing w:before="30" w:after="30"/>
+      </w:pPr>
+      <w:r>
+        <w:rPr>
+          <w:color w:val="000000"/>
+        </w:rPr>
+        <w:t>Master rank places in approximately the top 5% of TryHackMe's active user base — demonstrating consistent, measurable skill progression.</w:t>
+      </w:r>
+    </w:p>
+    <w:p>
+      <w:pPr>
+        <w:spacing w:before="220"/>
+      </w:pPr>
+      <w:r>
+        <w:rPr>
+          <w:b/>
+          <w:bCs/>
+          <w:caps/>
+          <w:color w:val="1A5276"/>
+          <w:sz w:val="22"/>
+          <w:szCs w:val="22"/>
+        </w:rPr>
+        <w:t>EXPERIENCE</w:t>
+      </w:r>
+    </w:p>
+    <w:p>
+      <w:pPr>
+        <w:pBdr>
+          <w:bottom w:val="single" w:sz="8" w:space="1" w:color="1A5276"/>
+        </w:pBdr>
+        <w:spacing w:after="80"/>
+      </w:pPr>
+    </w:p>
+    <w:p>
+      <w:pPr>
+        <w:tabs>
+          <w:tab w:val="right" w:pos="9000"/>
+        </w:tabs>
+        <w:spacing w:before="140" w:after="20"/>
+      </w:pPr>
+      <w:r>
+        <w:rPr>
+          <w:b/>
+          <w:bCs/>
+          <w:color w:val="000000"/>
+          <w:sz w:val="22"/>
+          <w:szCs w:val="22"/>
+        </w:rPr>
+        <w:t>Cybersecurity Analyst Simulation</w:t>
+      </w:r>
+      <w:r>
+        <w:rPr>
+          <w:color w:val="555555"/>
+          <w:sz w:val="22"/>
+          <w:szCs w:val="22"/>
+        </w:rPr>
+        <w:t xml:space="preserve"> — Mastercard (via Forage)</w:t>
+      </w:r>
+      <w:r>
+        <w:rPr>
+          <w:sz w:val="22"/>
+          <w:szCs w:val="22"/>
+        </w:rPr>
+        <w:tab/>
+      </w:r>
+      <w:r>
+        <w:rPr>
+          <w:i/>
+          <w:iCs/>
+          <w:color w:val="555555"/>
+        </w:rPr>
+        <w:t>2025</w:t>
       </w:r>
     </w:p>
     <w:p>
@@ -678,18 +976,13 @@
           <w:ilvl w:val="0"/>
           <w:numId w:val="2"/>
         </w:numPr>
-        <w:spacing w:after="50"/>
-      </w:pPr>
-      <w:r>
-        <w:t xml:space="preserve">Completed Web Fundamentals path: OWASP Top 10 vulnerabilities (SQLi, XSS, IDOR, broken auth), </w:t>
-      </w:r>
-      <w:proofErr w:type="spellStart"/>
-      <w:r>
-        <w:t>BurpSuite</w:t>
-      </w:r>
-      <w:proofErr w:type="spellEnd"/>
-      <w:r>
-        <w:t xml:space="preserve"> interception, and web enumeration techniques.</w:t>
+        <w:spacing w:before="30" w:after="30"/>
+      </w:pPr>
+      <w:r>
+        <w:rPr>
+          <w:color w:val="000000"/>
+        </w:rPr>
+        <w:t>Completed a job simulation modelling the cybersecurity team responsibilities at a global payment technology company.</w:t>
       </w:r>
     </w:p>
     <w:p>
@@ -699,10 +992,13 @@
           <w:ilvl w:val="0"/>
           <w:numId w:val="2"/>
         </w:numPr>
-        <w:spacing w:after="50"/>
-      </w:pPr>
-      <w:r>
-        <w:t>Completed Cyber Security 101 path: SOC fundamentals, threat intelligence, SIEM concepts, log analysis, and incident triage workflows.</w:t>
+        <w:spacing w:before="30" w:after="30"/>
+      </w:pPr>
+      <w:r>
+        <w:rPr>
+          <w:color w:val="000000"/>
+        </w:rPr>
+        <w:t>Analysed simulated phishing emails to identify social engineering tactics and produced a security awareness training document targeting non-technical employees.</w:t>
       </w:r>
     </w:p>
     <w:p>
@@ -712,19 +1008,43 @@
           <w:ilvl w:val="0"/>
           <w:numId w:val="2"/>
         </w:numPr>
-        <w:spacing w:after="50"/>
-      </w:pPr>
-      <w:r>
-        <w:t xml:space="preserve">Completed </w:t>
-      </w:r>
-      <w:proofErr w:type="gramStart"/>
-      <w:r>
-        <w:t>Pre-Security</w:t>
-      </w:r>
-      <w:proofErr w:type="gramEnd"/>
-      <w:r>
-        <w:t xml:space="preserve"> path: networking (TCP/IP, DNS, HTTP), Linux command line, and Windows Active Directory fundamentals.</w:t>
-      </w:r>
+        <w:spacing w:before="30" w:after="30"/>
+      </w:pPr>
+      <w:r>
+        <w:rPr>
+          <w:color w:val="000000"/>
+        </w:rPr>
+        <w:t>Assessed organisational security risks and proposed controls — mirroring real-world security analyst workflows.</w:t>
+      </w:r>
+    </w:p>
+    <w:p>
+      <w:pPr>
+        <w:spacing w:before="220"/>
+      </w:pPr>
+      <w:r>
+        <w:rPr>
+          <w:b/>
+          <w:bCs/>
+          <w:caps/>
+          <w:color w:val="1A5276"/>
+          <w:sz w:val="22"/>
+          <w:szCs w:val="22"/>
+        </w:rPr>
+        <w:t>CERTIFICATIONS</w:t>
+      </w:r>
+    </w:p>
+    <w:p>
+      <w:pPr>
+        <w:pBdr>
+          <w:bottom w:val="single" w:sz="8" w:space="1" w:color="1A5276"/>
+        </w:pBdr>
+        <w:spacing w:after="80"/>
+      </w:pPr>
+    </w:p>
+    <w:p>
+      <w:pPr>
+        <w:spacing w:before="80"/>
+      </w:pPr>
     </w:p>
     <w:p>
       <w:pPr>
@@ -733,71 +1053,13 @@
           <w:ilvl w:val="0"/>
           <w:numId w:val="2"/>
         </w:numPr>
-        <w:spacing w:after="50"/>
-      </w:pPr>
-      <w:r>
-        <w:t>Master rank places in approximately the top 5% of TryHackMe's active user base — demonstrating consistent, measurable skill progression.</w:t>
-      </w:r>
-    </w:p>
-    <w:p>
-      <w:pPr>
-        <w:spacing w:before="60"/>
-      </w:pPr>
-    </w:p>
-    <w:p>
-      <w:pPr>
-        <w:spacing w:before="200" w:after="60"/>
-      </w:pPr>
-      <w:r>
-        <w:rPr>
-          <w:b/>
-          <w:bCs/>
-          <w:color w:val="1F1F1F"/>
-          <w:spacing w:val="60"/>
-          <w:sz w:val="22"/>
-          <w:szCs w:val="22"/>
-        </w:rPr>
-        <w:t>EXPERIENCE</w:t>
-      </w:r>
-    </w:p>
-    <w:p>
-      <w:pPr>
-        <w:pBdr>
-          <w:bottom w:val="single" w:sz="6" w:space="1" w:color="AAAAAA"/>
-        </w:pBdr>
-        <w:spacing w:after="80"/>
-      </w:pPr>
-    </w:p>
-    <w:p>
-      <w:pPr>
-        <w:tabs>
-          <w:tab w:val="right" w:pos="9026"/>
-        </w:tabs>
-        <w:spacing w:before="140" w:after="40"/>
-      </w:pPr>
-      <w:r>
-        <w:rPr>
-          <w:b/>
-          <w:bCs/>
-          <w:color w:val="1F1F1F"/>
-          <w:sz w:val="21"/>
-          <w:szCs w:val="21"/>
-        </w:rPr>
-        <w:t>Cybersecurity Analyst Simulation</w:t>
-      </w:r>
-      <w:r>
-        <w:t xml:space="preserve"> — Mastercard (via Forage)</w:t>
-      </w:r>
-      <w:r>
-        <w:rPr>
-          <w:i/>
-          <w:iCs/>
-          <w:color w:val="555555"/>
-          <w:sz w:val="19"/>
-          <w:szCs w:val="19"/>
-        </w:rPr>
-        <w:tab/>
-        <w:t>2025</w:t>
+        <w:spacing w:before="30" w:after="30"/>
+      </w:pPr>
+      <w:r>
+        <w:rPr>
+          <w:color w:val="000000"/>
+        </w:rPr>
+        <w:t>Junior Penetration Tester, Web Fundamentals, Cyber Security 101 &amp; Pre-Security Learning Paths — TryHackMe | 2025</w:t>
       </w:r>
     </w:p>
     <w:p>
@@ -807,10 +1069,13 @@
           <w:ilvl w:val="0"/>
           <w:numId w:val="2"/>
         </w:numPr>
-        <w:spacing w:after="50"/>
-      </w:pPr>
-      <w:r>
-        <w:t>Completed a job simulation modelling the cybersecurity team responsibilities at a global payment technology company.</w:t>
+        <w:spacing w:before="30" w:after="30"/>
+      </w:pPr>
+      <w:r>
+        <w:rPr>
+          <w:color w:val="000000"/>
+        </w:rPr>
+        <w:t>Introduction to Cybersecurity — Cisco Networking Academy | 2024</w:t>
       </w:r>
     </w:p>
     <w:p>
@@ -820,359 +1085,231 @@
           <w:ilvl w:val="0"/>
           <w:numId w:val="2"/>
         </w:numPr>
-        <w:spacing w:after="50"/>
-      </w:pPr>
-      <w:r>
-        <w:t>Analyzed simulated phishing emails to identify social engineering tactics and produced a security awareness training document targeting non-technical employees.</w:t>
-      </w:r>
-    </w:p>
-    <w:p>
-      <w:pPr>
-        <w:pStyle w:val="ListParagraph"/>
-        <w:numPr>
-          <w:ilvl w:val="0"/>
-          <w:numId w:val="2"/>
-        </w:numPr>
-        <w:spacing w:after="50"/>
-      </w:pPr>
-      <w:r>
-        <w:t>Assessed organizational security risks and proposed controls — mirroring real-world security analyst workflows.</w:t>
-      </w:r>
-    </w:p>
-    <w:p>
-      <w:pPr>
-        <w:spacing w:before="60"/>
-      </w:pPr>
-    </w:p>
-    <w:p>
-      <w:pPr>
-        <w:spacing w:before="200" w:after="60"/>
-      </w:pPr>
-      <w:r>
-        <w:rPr>
-          <w:b/>
-          <w:bCs/>
-          <w:color w:val="1F1F1F"/>
-          <w:spacing w:val="60"/>
-          <w:sz w:val="22"/>
-          <w:szCs w:val="22"/>
-        </w:rPr>
-        <w:t>CERTIFICATIONS</w:t>
+        <w:spacing w:before="30" w:after="30"/>
+      </w:pPr>
+      <w:r>
+        <w:rPr>
+          <w:color w:val="000000"/>
+        </w:rPr>
+        <w:t>Cybersecurity Terminology — LinkedIn Learning | 2024</w:t>
+      </w:r>
+    </w:p>
+    <w:p>
+      <w:pPr>
+        <w:spacing w:before="220"/>
+      </w:pPr>
+      <w:r>
+        <w:rPr>
+          <w:b/>
+          <w:bCs/>
+          <w:caps/>
+          <w:color w:val="1A5276"/>
+          <w:sz w:val="22"/>
+          <w:szCs w:val="22"/>
+        </w:rPr>
+        <w:t>EDUCATION</w:t>
       </w:r>
     </w:p>
     <w:p>
       <w:pPr>
         <w:pBdr>
-          <w:bottom w:val="single" w:sz="6" w:space="1" w:color="AAAAAA"/>
+          <w:bottom w:val="single" w:sz="8" w:space="1" w:color="1A5276"/>
         </w:pBdr>
         <w:spacing w:after="80"/>
       </w:pPr>
     </w:p>
     <w:p>
       <w:pPr>
-        <w:spacing w:before="80"/>
-      </w:pPr>
-    </w:p>
-    <w:p>
-      <w:pPr>
-        <w:pStyle w:val="ListParagraph"/>
-        <w:numPr>
-          <w:ilvl w:val="0"/>
-          <w:numId w:val="2"/>
-        </w:numPr>
-        <w:spacing w:after="50"/>
-      </w:pPr>
-      <w:r>
-        <w:rPr>
-          <w:b/>
-          <w:bCs/>
-          <w:color w:val="1F1F1F"/>
-        </w:rPr>
-        <w:t>Junior Penetration Tester Learning Path</w:t>
-      </w:r>
-      <w:r>
-        <w:t xml:space="preserve"> — TryHackMe | 2025</w:t>
-      </w:r>
-    </w:p>
-    <w:p>
-      <w:pPr>
-        <w:pStyle w:val="ListParagraph"/>
-        <w:numPr>
-          <w:ilvl w:val="0"/>
-          <w:numId w:val="2"/>
-        </w:numPr>
-        <w:spacing w:after="50"/>
-      </w:pPr>
-      <w:r>
-        <w:rPr>
-          <w:b/>
-          <w:bCs/>
-          <w:color w:val="1F1F1F"/>
-        </w:rPr>
-        <w:t>Web Fundamentals Learning Path</w:t>
-      </w:r>
-      <w:r>
-        <w:t xml:space="preserve"> — TryHackMe | 2025</w:t>
-      </w:r>
-    </w:p>
-    <w:p>
-      <w:pPr>
-        <w:pStyle w:val="ListParagraph"/>
-        <w:numPr>
-          <w:ilvl w:val="0"/>
-          <w:numId w:val="2"/>
-        </w:numPr>
-        <w:spacing w:after="50"/>
-      </w:pPr>
-      <w:r>
-        <w:rPr>
-          <w:b/>
-          <w:bCs/>
-          <w:color w:val="1F1F1F"/>
-        </w:rPr>
-        <w:t>Cyber Security 101 Learning Path</w:t>
-      </w:r>
-      <w:r>
-        <w:t xml:space="preserve"> — TryHackMe | 2025</w:t>
-      </w:r>
-    </w:p>
-    <w:p>
-      <w:pPr>
-        <w:pStyle w:val="ListParagraph"/>
-        <w:numPr>
-          <w:ilvl w:val="0"/>
-          <w:numId w:val="2"/>
-        </w:numPr>
-        <w:spacing w:after="50"/>
-      </w:pPr>
-      <w:r>
-        <w:rPr>
-          <w:b/>
-          <w:bCs/>
-          <w:color w:val="1F1F1F"/>
-        </w:rPr>
-        <w:t>Pre-Security Learning Path</w:t>
-      </w:r>
-      <w:r>
-        <w:t xml:space="preserve"> — TryHackMe | 2025</w:t>
-      </w:r>
-    </w:p>
-    <w:p>
-      <w:pPr>
-        <w:pStyle w:val="ListParagraph"/>
-        <w:numPr>
-          <w:ilvl w:val="0"/>
-          <w:numId w:val="2"/>
-        </w:numPr>
-        <w:spacing w:after="50"/>
-      </w:pPr>
-      <w:r>
-        <w:rPr>
-          <w:b/>
-          <w:bCs/>
-          <w:color w:val="1F1F1F"/>
-        </w:rPr>
-        <w:t>Introduction to Cybersecurity</w:t>
-      </w:r>
-      <w:r>
-        <w:t xml:space="preserve"> — Cisco Networking Academy | 2024</w:t>
-      </w:r>
-    </w:p>
-    <w:p>
-      <w:pPr>
-        <w:pStyle w:val="ListParagraph"/>
-        <w:numPr>
-          <w:ilvl w:val="0"/>
-          <w:numId w:val="2"/>
-        </w:numPr>
-        <w:spacing w:after="50"/>
-      </w:pPr>
-      <w:r>
-        <w:rPr>
-          <w:b/>
-          <w:bCs/>
-          <w:color w:val="1F1F1F"/>
-        </w:rPr>
-        <w:t>Cybersecurity Terminology</w:t>
-      </w:r>
-      <w:r>
-        <w:t xml:space="preserve"> — LinkedIn Learning | 2024</w:t>
-      </w:r>
-    </w:p>
-    <w:p>
-      <w:pPr>
-        <w:spacing w:before="60"/>
-      </w:pPr>
-    </w:p>
-    <w:p>
-      <w:pPr>
-        <w:spacing w:before="200" w:after="60"/>
-      </w:pPr>
-      <w:r>
-        <w:rPr>
-          <w:b/>
-          <w:bCs/>
-          <w:color w:val="1F1F1F"/>
-          <w:spacing w:val="60"/>
-          <w:sz w:val="22"/>
-          <w:szCs w:val="22"/>
-        </w:rPr>
-        <w:t>EDUCATION</w:t>
+        <w:tabs>
+          <w:tab w:val="right" w:pos="9000"/>
+        </w:tabs>
+        <w:spacing w:before="140" w:after="20"/>
+        <w:rPr>
+          <w:color w:val="555555"/>
+          <w:sz w:val="22"/>
+          <w:szCs w:val="22"/>
+        </w:rPr>
+      </w:pPr>
+      <w:r>
+        <w:rPr>
+          <w:b/>
+          <w:bCs/>
+          <w:color w:val="000000"/>
+          <w:sz w:val="22"/>
+          <w:szCs w:val="22"/>
+        </w:rPr>
+        <w:t>B.Sc. in Cyber &amp; Digital Science</w:t>
+      </w:r>
+      <w:r>
+        <w:rPr>
+          <w:color w:val="555555"/>
+          <w:sz w:val="22"/>
+          <w:szCs w:val="22"/>
+        </w:rPr>
+        <w:t xml:space="preserve"> — Dr. D.Y. Patil Arts, Commerce &amp; Science College</w:t>
+      </w:r>
+      <w:r>
+        <w:rPr>
+          <w:color w:val="555555"/>
+          <w:sz w:val="22"/>
+          <w:szCs w:val="22"/>
+        </w:rPr>
+        <w:t xml:space="preserve"> Pimpri </w:t>
+      </w:r>
+      <w:r>
+        <w:rPr>
+          <w:color w:val="555555"/>
+          <w:sz w:val="22"/>
+          <w:szCs w:val="22"/>
+        </w:rPr>
+        <w:t>, Pune</w:t>
+      </w:r>
+      <w:r>
+        <w:rPr>
+          <w:color w:val="555555"/>
+          <w:sz w:val="22"/>
+          <w:szCs w:val="22"/>
+        </w:rPr>
+        <w:t xml:space="preserve">     </w:t>
+      </w:r>
+      <w:r>
+        <w:rPr>
+          <w:color w:val="555555"/>
+          <w:sz w:val="22"/>
+          <w:szCs w:val="22"/>
+        </w:rPr>
+        <w:t xml:space="preserve"> </w:t>
+      </w:r>
+      <w:r>
+        <w:rPr>
+          <w:i/>
+          <w:iCs/>
+          <w:color w:val="555555"/>
+        </w:rPr>
+        <w:t>Expected 2027</w:t>
+      </w:r>
+    </w:p>
+    <w:p>
+      <w:pPr>
+        <w:spacing w:before="20" w:after="20"/>
+        <w:ind w:left="2880" w:firstLine="720"/>
+      </w:pPr>
+      <w:r>
+        <w:rPr>
+          <w:i/>
+          <w:iCs/>
+          <w:color w:val="555555"/>
+        </w:rPr>
+        <w:t>Affiliated to Savitribai Phule Pune University</w:t>
+      </w:r>
+    </w:p>
+    <w:p>
+      <w:pPr>
+        <w:spacing w:before="220"/>
+      </w:pPr>
+      <w:r>
+        <w:rPr>
+          <w:b/>
+          <w:bCs/>
+          <w:caps/>
+          <w:color w:val="1A5276"/>
+          <w:sz w:val="22"/>
+          <w:szCs w:val="22"/>
+        </w:rPr>
+        <w:t>LANGUAGES</w:t>
       </w:r>
     </w:p>
     <w:p>
       <w:pPr>
         <w:pBdr>
-          <w:bottom w:val="single" w:sz="6" w:space="1" w:color="AAAAAA"/>
+          <w:bottom w:val="single" w:sz="8" w:space="1" w:color="1A5276"/>
         </w:pBdr>
         <w:spacing w:after="80"/>
       </w:pPr>
     </w:p>
     <w:p>
       <w:pPr>
-        <w:tabs>
-          <w:tab w:val="right" w:pos="9026"/>
-        </w:tabs>
-        <w:spacing w:before="140" w:after="40"/>
-      </w:pPr>
-      <w:r>
-        <w:rPr>
-          <w:b/>
-          <w:bCs/>
-          <w:color w:val="1F1F1F"/>
-          <w:sz w:val="21"/>
-          <w:szCs w:val="21"/>
-        </w:rPr>
-        <w:t>B.Sc. in Cyber &amp; Digital Science</w:t>
-      </w:r>
-      <w:r>
-        <w:t xml:space="preserve"> — Dr. D.Y. Patil Arts, Commerce &amp; Science College, Pune</w:t>
-      </w:r>
+        <w:spacing w:before="80" w:after="60"/>
+      </w:pPr>
+      <w:r>
+        <w:rPr>
+          <w:b/>
+          <w:bCs/>
+        </w:rPr>
+        <w:t>English</w:t>
+      </w:r>
+      <w:r>
+        <w:rPr>
+          <w:color w:val="555555"/>
+        </w:rPr>
+        <w:t xml:space="preserve"> (Working)</w:t>
+      </w:r>
+      <w:r>
+        <w:rPr>
+          <w:color w:val="555555"/>
+        </w:rPr>
+        <w:t xml:space="preserve">   |   </w:t>
+      </w:r>
+      <w:r>
+        <w:rPr>
+          <w:b/>
+          <w:bCs/>
+        </w:rPr>
+        <w:t>Hindi</w:t>
+      </w:r>
+      <w:r>
+        <w:rPr>
+          <w:color w:val="555555"/>
+        </w:rPr>
+        <w:t xml:space="preserve"> (Working)</w:t>
+      </w:r>
+      <w:r>
+        <w:rPr>
+          <w:color w:val="555555"/>
+        </w:rPr>
+        <w:t xml:space="preserve">   |   </w:t>
+      </w:r>
+      <w:r>
+        <w:rPr>
+          <w:b/>
+          <w:bCs/>
+        </w:rPr>
+        <w:t>Marathi</w:t>
+      </w:r>
+      <w:r>
+        <w:rPr>
+          <w:color w:val="555555"/>
+        </w:rPr>
+        <w:t xml:space="preserve"> (</w:t>
+      </w:r>
+      <w:r>
+        <w:rPr>
+          <w:color w:val="555555"/>
+        </w:rPr>
+        <w:t>Professional)</w:t>
+      </w:r>
+    </w:p>
+    <w:p>
+      <w:pPr>
+        <w:pBdr>
+          <w:top w:val="single" w:sz="4" w:space="4" w:color="CCCCCC"/>
+        </w:pBdr>
+        <w:spacing w:before="120"/>
+        <w:jc w:val="center"/>
+      </w:pPr>
       <w:r>
         <w:rPr>
           <w:i/>
           <w:iCs/>
-          <w:color w:val="555555"/>
-          <w:sz w:val="19"/>
-          <w:szCs w:val="19"/>
-        </w:rPr>
-        <w:tab/>
-        <w:t>Expected 2028</w:t>
-      </w:r>
-    </w:p>
-    <w:p>
-      <w:pPr>
-        <w:spacing w:after="40"/>
-      </w:pPr>
-      <w:r>
-        <w:rPr>
-          <w:i/>
-          <w:iCs/>
-          <w:color w:val="555555"/>
-          <w:sz w:val="19"/>
-          <w:szCs w:val="19"/>
-        </w:rPr>
-        <w:t>Affiliated to Savitribai Phule Pune University</w:t>
-      </w:r>
-    </w:p>
-    <w:p>
-      <w:pPr>
-        <w:spacing w:before="60"/>
-      </w:pPr>
-    </w:p>
-    <w:p>
-      <w:pPr>
-        <w:spacing w:before="200" w:after="60"/>
-      </w:pPr>
-      <w:r>
-        <w:rPr>
-          <w:b/>
-          <w:bCs/>
-          <w:color w:val="1F1F1F"/>
-          <w:spacing w:val="60"/>
-          <w:sz w:val="22"/>
-          <w:szCs w:val="22"/>
-        </w:rPr>
-        <w:t>LANGUAGES</w:t>
-      </w:r>
-    </w:p>
-    <w:p>
-      <w:pPr>
-        <w:pBdr>
-          <w:bottom w:val="single" w:sz="6" w:space="1" w:color="AAAAAA"/>
-        </w:pBdr>
-        <w:spacing w:after="80"/>
-      </w:pPr>
-    </w:p>
-    <w:p>
-      <w:pPr>
-        <w:spacing w:before="80" w:after="60"/>
-      </w:pPr>
-      <w:r>
-        <w:rPr>
-          <w:sz w:val="19"/>
-          <w:szCs w:val="19"/>
-        </w:rPr>
-        <w:t>Marathi (</w:t>
-      </w:r>
-      <w:proofErr w:type="gramStart"/>
-      <w:r>
-        <w:rPr>
-          <w:sz w:val="19"/>
-          <w:szCs w:val="19"/>
-        </w:rPr>
-        <w:t xml:space="preserve">Professional)   </w:t>
-      </w:r>
-      <w:proofErr w:type="gramEnd"/>
-      <w:r>
-        <w:rPr>
-          <w:sz w:val="19"/>
-          <w:szCs w:val="19"/>
-        </w:rPr>
-        <w:t>|   English (</w:t>
-      </w:r>
-      <w:proofErr w:type="gramStart"/>
-      <w:r>
-        <w:rPr>
-          <w:sz w:val="19"/>
-          <w:szCs w:val="19"/>
-        </w:rPr>
-        <w:t xml:space="preserve">Working)  </w:t>
-      </w:r>
-      <w:r>
-        <w:rPr>
-          <w:sz w:val="19"/>
-          <w:szCs w:val="19"/>
-        </w:rPr>
-        <w:t>|</w:t>
-      </w:r>
-      <w:proofErr w:type="gramEnd"/>
-      <w:r>
-        <w:rPr>
-          <w:sz w:val="19"/>
-          <w:szCs w:val="19"/>
-        </w:rPr>
-        <w:t xml:space="preserve">   Hindi (Working)</w:t>
-      </w:r>
-    </w:p>
-    <w:p>
-      <w:pPr>
-        <w:spacing w:before="160"/>
-        <w:jc w:val="center"/>
-      </w:pPr>
-      <w:r>
-        <w:rPr>
-          <w:i/>
-          <w:iCs/>
-          <w:color w:val="999999"/>
-          <w:sz w:val="16"/>
-          <w:szCs w:val="16"/>
+          <w:color w:val="888888"/>
+          <w:sz w:val="17"/>
+          <w:szCs w:val="17"/>
         </w:rPr>
         <w:t>All security activities were conducted in legal, authorized, and controlled learning environments.</w:t>
       </w:r>
     </w:p>
     <w:sectPr>
-      <w:pgSz w:w="11906" w:h="16838"/>
+      <w:pgSz w:w="12240" w:h="15840"/>
       <w:pgMar w:top="900" w:right="1080" w:bottom="900" w:left="1080" w:header="708" w:footer="708" w:gutter="0"/>
       <w:cols w:space="720"/>
       <w:docGrid w:linePitch="360"/>
@@ -1184,153 +1321,153 @@
 <file path=word/numbering.xml><?xml version="1.0" encoding="utf-8"?>
 <w:numbering xmlns:wpc="http://schemas.microsoft.com/office/word/2010/wordprocessingCanvas" xmlns:cx="http://schemas.microsoft.com/office/drawing/2014/chartex" xmlns:cx1="http://schemas.microsoft.com/office/drawing/2015/9/8/chartex" xmlns:cx2="http://schemas.microsoft.com/office/drawing/2015/10/21/chartex" xmlns:cx3="http://schemas.microsoft.com/office/drawing/2016/5/9/chartex" xmlns:cx4="http://schemas.microsoft.com/office/drawing/2016/5/10/chartex" xmlns:cx5="http://schemas.microsoft.com/office/drawing/2016/5/11/chartex" xmlns:cx6="http://schemas.microsoft.com/office/drawing/2016/5/12/chartex" xmlns:cx7="http://schemas.microsoft.com/office/drawing/2016/5/13/chartex" xmlns:cx8="http://schemas.microsoft.com/office/drawing/2016/5/14/chartex" xmlns:mc="http://schemas.openxmlformats.org/markup-compatibility/2006" xmlns:aink="http://schemas.microsoft.com/office/drawing/2016/ink" xmlns:am3d="http://schemas.microsoft.com/office/drawing/2017/model3d" xmlns:o="urn:schemas-microsoft-com:office:office" xmlns:oel="http://schemas.microsoft.com/office/2019/extlst" xmlns:r="http://schemas.openxmlformats.org/officeDocument/2006/relationships" xmlns:m="http://schemas.openxmlformats.org/officeDocument/2006/math" xmlns:v="urn:schemas-microsoft-com:vml" xmlns:wp14="http://schemas.microsoft.com/office/word/2010/wordprocessingDrawing" xmlns:wp="http://schemas.openxmlformats.org/drawingml/2006/wordprocessingDrawing" xmlns:w10="urn:schemas-microsoft-com:office:word" xmlns:w="http://schemas.openxmlformats.org/wordprocessingml/2006/main" xmlns:w14="http://schemas.microsoft.com/office/word/2010/wordml" xmlns:w15="http://schemas.microsoft.com/office/word/2012/wordml" xmlns:w16cex="http://schemas.microsoft.com/office/word/2018/wordml/cex" xmlns:w16cid="http://schemas.microsoft.com/office/word/2016/wordml/cid" xmlns:w16="http://schemas.microsoft.com/office/word/2018/wordml" xmlns:w16du="http://schemas.microsoft.com/office/word/2023/wordml/word16du" xmlns:w16sdtdh="http://schemas.microsoft.com/office/word/2020/wordml/sdtdatahash" xmlns:w16sdtfl="http://schemas.microsoft.com/office/word/2024/wordml/sdtformatlock" xmlns:w16se="http://schemas.microsoft.com/office/word/2015/wordml/symex" xmlns:wpg="http://schemas.microsoft.com/office/word/2010/wordprocessingGroup" xmlns:wpi="http://schemas.microsoft.com/office/word/2010/wordprocessingInk" xmlns:wne="http://schemas.microsoft.com/office/word/2006/wordml" xmlns:wps="http://schemas.microsoft.com/office/word/2010/wordprocessingShape" mc:Ignorable="w14 w15 w16se w16cid w16 w16cex w16sdtdh w16sdtfl w16du wp14">
   <w:abstractNum w:abstractNumId="0" w15:restartNumberingAfterBreak="0">
-    <w:nsid w:val="42FB5E87"/>
+    <w:nsid w:val="06A349FD"/>
     <w:multiLevelType w:val="hybridMultilevel"/>
-    <w:tmpl w:val="4C00FBA4"/>
-    <w:lvl w:ilvl="0" w:tplc="54C80338">
+    <w:tmpl w:val="60F404C0"/>
+    <w:lvl w:ilvl="0" w:tplc="846EF2A4">
+      <w:start w:val="1"/>
+      <w:numFmt w:val="bullet"/>
+      <w:lvlText w:val="●"/>
+      <w:lvlJc w:val="left"/>
+      <w:pPr>
+        <w:ind w:left="720" w:hanging="360"/>
+      </w:pPr>
+    </w:lvl>
+    <w:lvl w:ilvl="1" w:tplc="FFE4664A">
+      <w:start w:val="1"/>
+      <w:numFmt w:val="bullet"/>
+      <w:lvlText w:val="○"/>
+      <w:lvlJc w:val="left"/>
+      <w:pPr>
+        <w:ind w:left="1440" w:hanging="360"/>
+      </w:pPr>
+    </w:lvl>
+    <w:lvl w:ilvl="2" w:tplc="ACC696F8">
+      <w:start w:val="1"/>
+      <w:numFmt w:val="bullet"/>
+      <w:lvlText w:val="■"/>
+      <w:lvlJc w:val="left"/>
+      <w:pPr>
+        <w:ind w:left="2160" w:hanging="360"/>
+      </w:pPr>
+    </w:lvl>
+    <w:lvl w:ilvl="3" w:tplc="0F104EF2">
+      <w:start w:val="1"/>
+      <w:numFmt w:val="bullet"/>
+      <w:lvlText w:val="●"/>
+      <w:lvlJc w:val="left"/>
+      <w:pPr>
+        <w:ind w:left="2880" w:hanging="360"/>
+      </w:pPr>
+    </w:lvl>
+    <w:lvl w:ilvl="4" w:tplc="FBDE1C58">
+      <w:start w:val="1"/>
+      <w:numFmt w:val="bullet"/>
+      <w:lvlText w:val="○"/>
+      <w:lvlJc w:val="left"/>
+      <w:pPr>
+        <w:ind w:left="3600" w:hanging="360"/>
+      </w:pPr>
+    </w:lvl>
+    <w:lvl w:ilvl="5" w:tplc="A70869B2">
+      <w:start w:val="1"/>
+      <w:numFmt w:val="bullet"/>
+      <w:lvlText w:val="■"/>
+      <w:lvlJc w:val="left"/>
+      <w:pPr>
+        <w:ind w:left="4320" w:hanging="360"/>
+      </w:pPr>
+    </w:lvl>
+    <w:lvl w:ilvl="6" w:tplc="4830E1C6">
+      <w:start w:val="1"/>
+      <w:numFmt w:val="bullet"/>
+      <w:lvlText w:val="●"/>
+      <w:lvlJc w:val="left"/>
+      <w:pPr>
+        <w:ind w:left="5040" w:hanging="360"/>
+      </w:pPr>
+    </w:lvl>
+    <w:lvl w:ilvl="7" w:tplc="E85488A0">
+      <w:start w:val="1"/>
+      <w:numFmt w:val="bullet"/>
+      <w:lvlText w:val="●"/>
+      <w:lvlJc w:val="left"/>
+      <w:pPr>
+        <w:ind w:left="5760" w:hanging="360"/>
+      </w:pPr>
+    </w:lvl>
+    <w:lvl w:ilvl="8" w:tplc="F57642E4">
+      <w:start w:val="1"/>
+      <w:numFmt w:val="bullet"/>
+      <w:lvlText w:val="●"/>
+      <w:lvlJc w:val="left"/>
+      <w:pPr>
+        <w:ind w:left="6480" w:hanging="360"/>
+      </w:pPr>
+    </w:lvl>
+  </w:abstractNum>
+  <w:abstractNum w:abstractNumId="1" w15:restartNumberingAfterBreak="0">
+    <w:nsid w:val="43A43B12"/>
+    <w:multiLevelType w:val="hybridMultilevel"/>
+    <w:tmpl w:val="E532428E"/>
+    <w:lvl w:ilvl="0" w:tplc="969A0F9E">
       <w:start w:val="1"/>
       <w:numFmt w:val="bullet"/>
       <w:lvlText w:val="•"/>
       <w:lvlJc w:val="left"/>
       <w:pPr>
-        <w:ind w:left="480" w:hanging="240"/>
+        <w:ind w:left="360" w:hanging="180"/>
       </w:pPr>
     </w:lvl>
-    <w:lvl w:ilvl="1" w:tplc="EE607F78">
+    <w:lvl w:ilvl="1" w:tplc="68DC4156">
       <w:numFmt w:val="decimal"/>
       <w:lvlText w:val=""/>
       <w:lvlJc w:val="left"/>
     </w:lvl>
-    <w:lvl w:ilvl="2" w:tplc="9B408CB2">
+    <w:lvl w:ilvl="2" w:tplc="E2CE99C8">
       <w:numFmt w:val="decimal"/>
       <w:lvlText w:val=""/>
       <w:lvlJc w:val="left"/>
     </w:lvl>
-    <w:lvl w:ilvl="3" w:tplc="01A8CD34">
+    <w:lvl w:ilvl="3" w:tplc="15D84360">
       <w:numFmt w:val="decimal"/>
       <w:lvlText w:val=""/>
       <w:lvlJc w:val="left"/>
     </w:lvl>
-    <w:lvl w:ilvl="4" w:tplc="E15055B0">
+    <w:lvl w:ilvl="4" w:tplc="04A6D270">
       <w:numFmt w:val="decimal"/>
       <w:lvlText w:val=""/>
       <w:lvlJc w:val="left"/>
     </w:lvl>
-    <w:lvl w:ilvl="5" w:tplc="B726B832">
+    <w:lvl w:ilvl="5" w:tplc="CFB61118">
       <w:numFmt w:val="decimal"/>
       <w:lvlText w:val=""/>
       <w:lvlJc w:val="left"/>
     </w:lvl>
-    <w:lvl w:ilvl="6" w:tplc="D3588F54">
+    <w:lvl w:ilvl="6" w:tplc="4D460D48">
       <w:numFmt w:val="decimal"/>
       <w:lvlText w:val=""/>
       <w:lvlJc w:val="left"/>
     </w:lvl>
-    <w:lvl w:ilvl="7" w:tplc="1242BF9A">
+    <w:lvl w:ilvl="7" w:tplc="E612E068">
       <w:numFmt w:val="decimal"/>
       <w:lvlText w:val=""/>
       <w:lvlJc w:val="left"/>
     </w:lvl>
-    <w:lvl w:ilvl="8" w:tplc="2CCABF08">
+    <w:lvl w:ilvl="8" w:tplc="7C6466E4">
       <w:numFmt w:val="decimal"/>
       <w:lvlText w:val=""/>
       <w:lvlJc w:val="left"/>
     </w:lvl>
   </w:abstractNum>
-  <w:abstractNum w:abstractNumId="1" w15:restartNumberingAfterBreak="0">
-    <w:nsid w:val="4D42353B"/>
-    <w:multiLevelType w:val="hybridMultilevel"/>
-    <w:tmpl w:val="D70225E4"/>
-    <w:lvl w:ilvl="0" w:tplc="EA1AAE24">
-      <w:start w:val="1"/>
-      <w:numFmt w:val="bullet"/>
-      <w:lvlText w:val="●"/>
-      <w:lvlJc w:val="left"/>
-      <w:pPr>
-        <w:ind w:left="720" w:hanging="360"/>
-      </w:pPr>
-    </w:lvl>
-    <w:lvl w:ilvl="1" w:tplc="3B185B46">
-      <w:start w:val="1"/>
-      <w:numFmt w:val="bullet"/>
-      <w:lvlText w:val="○"/>
-      <w:lvlJc w:val="left"/>
-      <w:pPr>
-        <w:ind w:left="1440" w:hanging="360"/>
-      </w:pPr>
-    </w:lvl>
-    <w:lvl w:ilvl="2" w:tplc="F2FE883C">
-      <w:start w:val="1"/>
-      <w:numFmt w:val="bullet"/>
-      <w:lvlText w:val="■"/>
-      <w:lvlJc w:val="left"/>
-      <w:pPr>
-        <w:ind w:left="2160" w:hanging="360"/>
-      </w:pPr>
-    </w:lvl>
-    <w:lvl w:ilvl="3" w:tplc="EB7A5C54">
-      <w:start w:val="1"/>
-      <w:numFmt w:val="bullet"/>
-      <w:lvlText w:val="●"/>
-      <w:lvlJc w:val="left"/>
-      <w:pPr>
-        <w:ind w:left="2880" w:hanging="360"/>
-      </w:pPr>
-    </w:lvl>
-    <w:lvl w:ilvl="4" w:tplc="9A04330C">
-      <w:start w:val="1"/>
-      <w:numFmt w:val="bullet"/>
-      <w:lvlText w:val="○"/>
-      <w:lvlJc w:val="left"/>
-      <w:pPr>
-        <w:ind w:left="3600" w:hanging="360"/>
-      </w:pPr>
-    </w:lvl>
-    <w:lvl w:ilvl="5" w:tplc="DC02FC82">
-      <w:start w:val="1"/>
-      <w:numFmt w:val="bullet"/>
-      <w:lvlText w:val="■"/>
-      <w:lvlJc w:val="left"/>
-      <w:pPr>
-        <w:ind w:left="4320" w:hanging="360"/>
-      </w:pPr>
-    </w:lvl>
-    <w:lvl w:ilvl="6" w:tplc="A1C2033A">
-      <w:start w:val="1"/>
-      <w:numFmt w:val="bullet"/>
-      <w:lvlText w:val="●"/>
-      <w:lvlJc w:val="left"/>
-      <w:pPr>
-        <w:ind w:left="5040" w:hanging="360"/>
-      </w:pPr>
-    </w:lvl>
-    <w:lvl w:ilvl="7" w:tplc="02829FF8">
-      <w:start w:val="1"/>
-      <w:numFmt w:val="bullet"/>
-      <w:lvlText w:val="●"/>
-      <w:lvlJc w:val="left"/>
-      <w:pPr>
-        <w:ind w:left="5760" w:hanging="360"/>
-      </w:pPr>
-    </w:lvl>
-    <w:lvl w:ilvl="8" w:tplc="7998289E">
-      <w:start w:val="1"/>
-      <w:numFmt w:val="bullet"/>
-      <w:lvlText w:val="●"/>
-      <w:lvlJc w:val="left"/>
-      <w:pPr>
-        <w:ind w:left="6480" w:hanging="360"/>
-      </w:pPr>
-    </w:lvl>
-  </w:abstractNum>
-  <w:num w:numId="1" w16cid:durableId="28527569">
-    <w:abstractNumId w:val="1"/>
+  <w:num w:numId="1" w16cid:durableId="1415005369">
+    <w:abstractNumId w:val="0"/>
     <w:lvlOverride w:ilvl="0">
       <w:startOverride w:val="1"/>
     </w:lvlOverride>
   </w:num>
-  <w:num w:numId="2" w16cid:durableId="65760767">
-    <w:abstractNumId w:val="0"/>
+  <w:num w:numId="2" w16cid:durableId="1521237249">
+    <w:abstractNumId w:val="1"/>
     <w:lvlOverride w:ilvl="0">
       <w:startOverride w:val="1"/>
     </w:lvlOverride>
@@ -1344,7 +1481,6 @@
     <w:rPrDefault>
       <w:rPr>
         <w:rFonts w:ascii="Calibri" w:eastAsia="Calibri" w:hAnsi="Calibri" w:cs="Calibri"/>
-        <w:color w:val="333333"/>
         <w:lang w:val="en-IN" w:eastAsia="en-IN" w:bidi="mr-IN"/>
       </w:rPr>
     </w:rPrDefault>
@@ -1819,6 +1955,7 @@
   <w:style w:type="character" w:default="1" w:styleId="DefaultParagraphFont">
     <w:name w:val="Default Paragraph Font"/>
     <w:uiPriority w:val="1"/>
+    <w:semiHidden/>
     <w:unhideWhenUsed/>
   </w:style>
   <w:style w:type="table" w:default="1" w:styleId="TableNormal">
@@ -1868,7 +2005,7 @@
     <w:uiPriority w:val="99"/>
     <w:unhideWhenUsed/>
     <w:rPr>
-      <w:color w:val="0563C1"/>
+      <w:color w:val="1A5276"/>
       <w:u w:val="single"/>
     </w:rPr>
   </w:style>
@@ -1932,7 +2069,7 @@
     <w:uiPriority w:val="99"/>
     <w:semiHidden/>
     <w:unhideWhenUsed/>
-    <w:rsid w:val="00016869"/>
+    <w:rsid w:val="007E434B"/>
     <w:rPr>
       <w:color w:val="605E5C"/>
       <w:shd w:val="clear" w:color="auto" w:fill="E1DFDD"/>
